--- a/docs/QA-2609-11-sana-run-defect-report.docx
+++ b/docs/QA-2609-11-sana-run-defect-report.docx
@@ -584,6 +584,7 @@
     </w:p>
     <w:p>
       <w:pPr>
+        <w:keepNext/>
         <w:spacing w:after="60" w:before="240" w:line="360"/>
       </w:pPr>
       <w:r>
@@ -675,6 +676,9 @@
         </w:tc>
       </w:tr>
       <w:tr>
+        <w:trPr>
+          <w:cantSplit w:val="false"/>
+        </w:trPr>
         <w:tc>
           <w:tcPr>
             <w:tcW w:type="dxa" w:w="1984"/>
@@ -733,6 +737,9 @@
         </w:tc>
       </w:tr>
       <w:tr>
+        <w:trPr>
+          <w:cantSplit w:val="false"/>
+        </w:trPr>
         <w:tc>
           <w:tcPr>
             <w:tcW w:type="dxa" w:w="1984"/>
@@ -791,6 +798,9 @@
         </w:tc>
       </w:tr>
       <w:tr>
+        <w:trPr>
+          <w:cantSplit w:val="false"/>
+        </w:trPr>
         <w:tc>
           <w:tcPr>
             <w:tcW w:type="dxa" w:w="1984"/>
@@ -849,6 +859,9 @@
         </w:tc>
       </w:tr>
       <w:tr>
+        <w:trPr>
+          <w:cantSplit w:val="false"/>
+        </w:trPr>
         <w:tc>
           <w:tcPr>
             <w:tcW w:type="dxa" w:w="1984"/>
@@ -907,6 +920,9 @@
         </w:tc>
       </w:tr>
       <w:tr>
+        <w:trPr>
+          <w:cantSplit w:val="false"/>
+        </w:trPr>
         <w:tc>
           <w:tcPr>
             <w:tcW w:type="dxa" w:w="1984"/>
@@ -965,6 +981,9 @@
         </w:tc>
       </w:tr>
       <w:tr>
+        <w:trPr>
+          <w:cantSplit w:val="false"/>
+        </w:trPr>
         <w:tc>
           <w:tcPr>
             <w:tcW w:type="dxa" w:w="1984"/>
@@ -1023,6 +1042,9 @@
         </w:tc>
       </w:tr>
       <w:tr>
+        <w:trPr>
+          <w:cantSplit w:val="false"/>
+        </w:trPr>
         <w:tc>
           <w:tcPr>
             <w:tcW w:type="dxa" w:w="1984"/>
@@ -1081,6 +1103,9 @@
         </w:tc>
       </w:tr>
       <w:tr>
+        <w:trPr>
+          <w:cantSplit w:val="false"/>
+        </w:trPr>
         <w:tc>
           <w:tcPr>
             <w:tcW w:type="dxa" w:w="1984"/>
@@ -1139,6 +1164,9 @@
         </w:tc>
       </w:tr>
       <w:tr>
+        <w:trPr>
+          <w:cantSplit w:val="false"/>
+        </w:trPr>
         <w:tc>
           <w:tcPr>
             <w:tcW w:type="dxa" w:w="1984"/>
@@ -1200,8 +1228,7 @@
     <w:p>
       <w:pPr>
         <w:keepNext/>
-        <w:pageBreakBefore/>
-        <w:spacing w:after="60" w:line="360"/>
+        <w:spacing w:after="60" w:before="240" w:line="360"/>
       </w:pPr>
       <w:r>
         <w:rPr>
@@ -1292,6 +1319,9 @@
         </w:tc>
       </w:tr>
       <w:tr>
+        <w:trPr>
+          <w:cantSplit w:val="false"/>
+        </w:trPr>
         <w:tc>
           <w:tcPr>
             <w:tcW w:type="dxa" w:w="1984"/>
@@ -1350,6 +1380,9 @@
         </w:tc>
       </w:tr>
       <w:tr>
+        <w:trPr>
+          <w:cantSplit w:val="false"/>
+        </w:trPr>
         <w:tc>
           <w:tcPr>
             <w:tcW w:type="dxa" w:w="1984"/>
@@ -1408,6 +1441,9 @@
         </w:tc>
       </w:tr>
       <w:tr>
+        <w:trPr>
+          <w:cantSplit w:val="false"/>
+        </w:trPr>
         <w:tc>
           <w:tcPr>
             <w:tcW w:type="dxa" w:w="1984"/>
@@ -1466,6 +1502,9 @@
         </w:tc>
       </w:tr>
       <w:tr>
+        <w:trPr>
+          <w:cantSplit w:val="false"/>
+        </w:trPr>
         <w:tc>
           <w:tcPr>
             <w:tcW w:type="dxa" w:w="1984"/>
@@ -1524,6 +1563,9 @@
         </w:tc>
       </w:tr>
       <w:tr>
+        <w:trPr>
+          <w:cantSplit w:val="false"/>
+        </w:trPr>
         <w:tc>
           <w:tcPr>
             <w:tcW w:type="dxa" w:w="1984"/>
@@ -1581,101 +1623,71 @@
           </w:p>
         </w:tc>
       </w:tr>
-    </w:tbl>
-    <w:p>
-      <w:pPr>
-        <w:pageBreakBefore/>
-        <w:spacing w:after="60" w:line="360"/>
-      </w:pPr>
-      <w:r>
-        <w:rPr>
-          <w:rFonts w:ascii="Times New Roman" w:cs="Times New Roman" w:eastAsia="Times New Roman" w:hAnsi="Times New Roman"/>
-          <w:sz w:val="24"/>
-          <w:szCs w:val="24"/>
-        </w:rPr>
-        <w:t xml:space="preserve">Table 2 (continued)</w:t>
-      </w:r>
-    </w:p>
-    <w:tbl>
-      <w:tblPr>
-        <w:tblW w:type="dxa" w:w="7937"/>
-        <w:tblBorders>
-          <w:top w:val="single" w:color="000000" w:sz="6"/>
-          <w:left w:val="single" w:color="000000" w:sz="6"/>
-          <w:bottom w:val="single" w:color="000000" w:sz="6"/>
-          <w:right w:val="single" w:color="000000" w:sz="6"/>
-          <w:insideH w:val="single" w:color="808080" w:sz="4"/>
-          <w:insideV w:val="single" w:color="808080" w:sz="4"/>
-        </w:tblBorders>
-      </w:tblPr>
-      <w:tblGrid>
-        <w:gridCol w:w="1984"/>
-        <w:gridCol w:w="5953"/>
-      </w:tblGrid>
       <w:tr>
         <w:trPr>
-          <w:tblHeader/>
+          <w:cantSplit w:val="false"/>
         </w:trPr>
         <w:tc>
           <w:tcPr>
             <w:tcW w:type="dxa" w:w="1984"/>
-            <w:shd w:fill="EFEFEF" w:val="clear"/>
-            <w:tcMar>
-              <w:top w:type="dxa" w:w="60"/>
-              <w:left w:type="dxa" w:w="100"/>
-              <w:bottom w:type="dxa" w:w="60"/>
-              <w:right w:type="dxa" w:w="100"/>
-            </w:tcMar>
-            <w:vAlign w:val="top"/>
-          </w:tcPr>
-          <w:p>
-            <w:pPr>
-              <w:spacing w:line="240"/>
-              <w:jc w:val="left"/>
-            </w:pPr>
-            <w:r>
-              <w:rPr>
-                <w:rFonts w:ascii="Times New Roman" w:cs="Times New Roman" w:eastAsia="Times New Roman" w:hAnsi="Times New Roman"/>
-                <w:b/>
-                <w:bCs/>
-                <w:sz w:val="24"/>
-                <w:szCs w:val="24"/>
-              </w:rPr>
-              <w:t xml:space="preserve">Item</w:t>
+            <w:tcMar>
+              <w:top w:type="dxa" w:w="60"/>
+              <w:left w:type="dxa" w:w="100"/>
+              <w:bottom w:type="dxa" w:w="60"/>
+              <w:right w:type="dxa" w:w="100"/>
+            </w:tcMar>
+            <w:vAlign w:val="top"/>
+          </w:tcPr>
+          <w:p>
+            <w:pPr>
+              <w:spacing w:line="240"/>
+              <w:jc w:val="left"/>
+            </w:pPr>
+            <w:r>
+              <w:rPr>
+                <w:rFonts w:ascii="Times New Roman" w:cs="Times New Roman" w:eastAsia="Times New Roman" w:hAnsi="Times New Roman"/>
+                <w:b w:val="false"/>
+                <w:bCs w:val="false"/>
+                <w:sz w:val="24"/>
+                <w:szCs w:val="24"/>
+              </w:rPr>
+              <w:t xml:space="preserve">Method</w:t>
             </w:r>
           </w:p>
         </w:tc>
         <w:tc>
           <w:tcPr>
             <w:tcW w:type="dxa" w:w="5953"/>
-            <w:shd w:fill="EFEFEF" w:val="clear"/>
-            <w:tcMar>
-              <w:top w:type="dxa" w:w="60"/>
-              <w:left w:type="dxa" w:w="100"/>
-              <w:bottom w:type="dxa" w:w="60"/>
-              <w:right w:type="dxa" w:w="100"/>
-            </w:tcMar>
-            <w:vAlign w:val="top"/>
-          </w:tcPr>
-          <w:p>
-            <w:pPr>
-              <w:spacing w:line="240"/>
-              <w:jc w:val="left"/>
-            </w:pPr>
-            <w:r>
-              <w:rPr>
-                <w:rFonts w:ascii="Times New Roman" w:cs="Times New Roman" w:eastAsia="Times New Roman" w:hAnsi="Times New Roman"/>
-                <w:b/>
-                <w:bCs/>
-                <w:sz w:val="24"/>
-                <w:szCs w:val="24"/>
-              </w:rPr>
-              <w:t xml:space="preserve">Detail</w:t>
+            <w:tcMar>
+              <w:top w:type="dxa" w:w="60"/>
+              <w:left w:type="dxa" w:w="100"/>
+              <w:bottom w:type="dxa" w:w="60"/>
+              <w:right w:type="dxa" w:w="100"/>
+            </w:tcMar>
+            <w:vAlign w:val="top"/>
+          </w:tcPr>
+          <w:p>
+            <w:pPr>
+              <w:spacing w:line="240"/>
+              <w:jc w:val="left"/>
+            </w:pPr>
+            <w:r>
+              <w:rPr>
+                <w:rFonts w:ascii="Times New Roman" w:cs="Times New Roman" w:eastAsia="Times New Roman" w:hAnsi="Times New Roman"/>
+                <w:b w:val="false"/>
+                <w:bCs w:val="false"/>
+                <w:sz w:val="24"/>
+                <w:szCs w:val="24"/>
+              </w:rPr>
+              <w:t xml:space="preserve">Manual exploratory testing, screen recorded. Recordings sampled at 0.5 fps for triage, then at 4 fps and full resolution around each finding. Every claim below is tied to a timecode.</w:t>
             </w:r>
           </w:p>
         </w:tc>
       </w:tr>
       <w:tr>
+        <w:trPr>
+          <w:cantSplit w:val="false"/>
+        </w:trPr>
         <w:tc>
           <w:tcPr>
             <w:tcW w:type="dxa" w:w="1984"/>
@@ -1700,7 +1712,7 @@
                 <w:sz w:val="24"/>
                 <w:szCs w:val="24"/>
               </w:rPr>
-              <w:t xml:space="preserve">Method</w:t>
+              <w:t xml:space="preserve">Transactions</w:t>
             </w:r>
           </w:p>
         </w:tc>
@@ -1728,70 +1740,15 @@
                 <w:sz w:val="24"/>
                 <w:szCs w:val="24"/>
               </w:rPr>
-              <w:t xml:space="preserve">Manual exploratory testing, screen recorded. Recordings sampled at 0.5 fps for triage, then at 4 fps and full resolution around each finding. Every claim below is tied to a timecode.</w:t>
+              <w:t xml:space="preserve">Long 0.01 SOL 49hj...jsGR. Short 0.01 SOL 5h9V...jjLG. Short 0.01 SOL G78X...WzHQ. Truncated as displayed in the app toasts.</w:t>
             </w:r>
           </w:p>
         </w:tc>
       </w:tr>
       <w:tr>
-        <w:tc>
-          <w:tcPr>
-            <w:tcW w:type="dxa" w:w="1984"/>
-            <w:tcMar>
-              <w:top w:type="dxa" w:w="60"/>
-              <w:left w:type="dxa" w:w="100"/>
-              <w:bottom w:type="dxa" w:w="60"/>
-              <w:right w:type="dxa" w:w="100"/>
-            </w:tcMar>
-            <w:vAlign w:val="top"/>
-          </w:tcPr>
-          <w:p>
-            <w:pPr>
-              <w:spacing w:line="240"/>
-              <w:jc w:val="left"/>
-            </w:pPr>
-            <w:r>
-              <w:rPr>
-                <w:rFonts w:ascii="Times New Roman" w:cs="Times New Roman" w:eastAsia="Times New Roman" w:hAnsi="Times New Roman"/>
-                <w:b w:val="false"/>
-                <w:bCs w:val="false"/>
-                <w:sz w:val="24"/>
-                <w:szCs w:val="24"/>
-              </w:rPr>
-              <w:t xml:space="preserve">Transactions</w:t>
-            </w:r>
-          </w:p>
-        </w:tc>
-        <w:tc>
-          <w:tcPr>
-            <w:tcW w:type="dxa" w:w="5953"/>
-            <w:tcMar>
-              <w:top w:type="dxa" w:w="60"/>
-              <w:left w:type="dxa" w:w="100"/>
-              <w:bottom w:type="dxa" w:w="60"/>
-              <w:right w:type="dxa" w:w="100"/>
-            </w:tcMar>
-            <w:vAlign w:val="top"/>
-          </w:tcPr>
-          <w:p>
-            <w:pPr>
-              <w:spacing w:line="240"/>
-              <w:jc w:val="left"/>
-            </w:pPr>
-            <w:r>
-              <w:rPr>
-                <w:rFonts w:ascii="Times New Roman" w:cs="Times New Roman" w:eastAsia="Times New Roman" w:hAnsi="Times New Roman"/>
-                <w:b w:val="false"/>
-                <w:bCs w:val="false"/>
-                <w:sz w:val="24"/>
-                <w:szCs w:val="24"/>
-              </w:rPr>
-              <w:t xml:space="preserve">Long 0.01 SOL 49hj...jsGR. Short 0.01 SOL 5h9V...jjLG. Short 0.01 SOL G78X...WzHQ. Truncated as displayed in the app toasts.</w:t>
-            </w:r>
-          </w:p>
-        </w:tc>
-      </w:tr>
-      <w:tr>
+        <w:trPr>
+          <w:cantSplit w:val="false"/>
+        </w:trPr>
         <w:tc>
           <w:tcPr>
             <w:tcW w:type="dxa" w:w="1984"/>
@@ -1928,8 +1885,7 @@
     <w:p>
       <w:pPr>
         <w:keepNext/>
-        <w:pageBreakBefore/>
-        <w:spacing w:after="60" w:line="360"/>
+        <w:spacing w:after="60" w:before="240" w:line="360"/>
       </w:pPr>
       <w:r>
         <w:rPr>
@@ -2020,6 +1976,9 @@
         </w:tc>
       </w:tr>
       <w:tr>
+        <w:trPr>
+          <w:cantSplit w:val="false"/>
+        </w:trPr>
         <w:tc>
           <w:tcPr>
             <w:tcW w:type="dxa" w:w="1134"/>
@@ -2078,6 +2037,9 @@
         </w:tc>
       </w:tr>
       <w:tr>
+        <w:trPr>
+          <w:cantSplit w:val="false"/>
+        </w:trPr>
         <w:tc>
           <w:tcPr>
             <w:tcW w:type="dxa" w:w="1134"/>
@@ -2136,6 +2098,9 @@
         </w:tc>
       </w:tr>
       <w:tr>
+        <w:trPr>
+          <w:cantSplit w:val="false"/>
+        </w:trPr>
         <w:tc>
           <w:tcPr>
             <w:tcW w:type="dxa" w:w="1134"/>
@@ -2194,6 +2159,9 @@
         </w:tc>
       </w:tr>
       <w:tr>
+        <w:trPr>
+          <w:cantSplit w:val="false"/>
+        </w:trPr>
         <w:tc>
           <w:tcPr>
             <w:tcW w:type="dxa" w:w="1134"/>
@@ -2252,6 +2220,9 @@
         </w:tc>
       </w:tr>
       <w:tr>
+        <w:trPr>
+          <w:cantSplit w:val="false"/>
+        </w:trPr>
         <w:tc>
           <w:tcPr>
             <w:tcW w:type="dxa" w:w="1134"/>
@@ -2401,8 +2372,7 @@
     <w:p>
       <w:pPr>
         <w:keepNext/>
-        <w:pageBreakBefore/>
-        <w:spacing w:after="60" w:line="360"/>
+        <w:spacing w:after="60" w:before="240" w:line="360"/>
       </w:pPr>
       <w:r>
         <w:rPr>
@@ -2583,6 +2553,9 @@
         </w:tc>
       </w:tr>
       <w:tr>
+        <w:trPr>
+          <w:cantSplit w:val="false"/>
+        </w:trPr>
         <w:tc>
           <w:tcPr>
             <w:tcW w:type="dxa" w:w="907"/>
@@ -2725,6 +2698,9 @@
         </w:tc>
       </w:tr>
       <w:tr>
+        <w:trPr>
+          <w:cantSplit w:val="false"/>
+        </w:trPr>
         <w:tc>
           <w:tcPr>
             <w:tcW w:type="dxa" w:w="907"/>
@@ -2867,6 +2843,9 @@
         </w:tc>
       </w:tr>
       <w:tr>
+        <w:trPr>
+          <w:cantSplit w:val="false"/>
+        </w:trPr>
         <w:tc>
           <w:tcPr>
             <w:tcW w:type="dxa" w:w="907"/>
@@ -3009,6 +2988,9 @@
         </w:tc>
       </w:tr>
       <w:tr>
+        <w:trPr>
+          <w:cantSplit w:val="false"/>
+        </w:trPr>
         <w:tc>
           <w:tcPr>
             <w:tcW w:type="dxa" w:w="907"/>
@@ -3151,6 +3133,9 @@
         </w:tc>
       </w:tr>
       <w:tr>
+        <w:trPr>
+          <w:cantSplit w:val="false"/>
+        </w:trPr>
         <w:tc>
           <w:tcPr>
             <w:tcW w:type="dxa" w:w="907"/>
@@ -3293,6 +3278,9 @@
         </w:tc>
       </w:tr>
       <w:tr>
+        <w:trPr>
+          <w:cantSplit w:val="false"/>
+        </w:trPr>
         <w:tc>
           <w:tcPr>
             <w:tcW w:type="dxa" w:w="907"/>
@@ -3435,6 +3423,9 @@
         </w:tc>
       </w:tr>
       <w:tr>
+        <w:trPr>
+          <w:cantSplit w:val="false"/>
+        </w:trPr>
         <w:tc>
           <w:tcPr>
             <w:tcW w:type="dxa" w:w="907"/>
@@ -3577,6 +3568,9 @@
         </w:tc>
       </w:tr>
       <w:tr>
+        <w:trPr>
+          <w:cantSplit w:val="false"/>
+        </w:trPr>
         <w:tc>
           <w:tcPr>
             <w:tcW w:type="dxa" w:w="907"/>
@@ -3719,6 +3713,9 @@
         </w:tc>
       </w:tr>
       <w:tr>
+        <w:trPr>
+          <w:cantSplit w:val="false"/>
+        </w:trPr>
         <w:tc>
           <w:tcPr>
             <w:tcW w:type="dxa" w:w="907"/>
@@ -3861,6 +3858,9 @@
         </w:tc>
       </w:tr>
       <w:tr>
+        <w:trPr>
+          <w:cantSplit w:val="false"/>
+        </w:trPr>
         <w:tc>
           <w:tcPr>
             <w:tcW w:type="dxa" w:w="907"/>
@@ -4003,6 +4003,9 @@
         </w:tc>
       </w:tr>
       <w:tr>
+        <w:trPr>
+          <w:cantSplit w:val="false"/>
+        </w:trPr>
         <w:tc>
           <w:tcPr>
             <w:tcW w:type="dxa" w:w="907"/>
@@ -4145,6 +4148,9 @@
         </w:tc>
       </w:tr>
       <w:tr>
+        <w:trPr>
+          <w:cantSplit w:val="false"/>
+        </w:trPr>
         <w:tc>
           <w:tcPr>
             <w:tcW w:type="dxa" w:w="907"/>
@@ -4287,6 +4293,9 @@
         </w:tc>
       </w:tr>
       <w:tr>
+        <w:trPr>
+          <w:cantSplit w:val="false"/>
+        </w:trPr>
         <w:tc>
           <w:tcPr>
             <w:tcW w:type="dxa" w:w="907"/>
@@ -4462,8 +4471,7 @@
     <w:p>
       <w:pPr>
         <w:keepNext/>
-        <w:pageBreakBefore/>
-        <w:spacing w:after="60" w:line="360"/>
+        <w:spacing w:after="60" w:before="240" w:line="360"/>
       </w:pPr>
       <w:r>
         <w:rPr>
@@ -4554,6 +4562,9 @@
         </w:tc>
       </w:tr>
       <w:tr>
+        <w:trPr>
+          <w:cantSplit w:val="false"/>
+        </w:trPr>
         <w:tc>
           <w:tcPr>
             <w:tcW w:type="dxa" w:w="1984"/>
@@ -4612,6 +4623,9 @@
         </w:tc>
       </w:tr>
       <w:tr>
+        <w:trPr>
+          <w:cantSplit w:val="false"/>
+        </w:trPr>
         <w:tc>
           <w:tcPr>
             <w:tcW w:type="dxa" w:w="1984"/>
@@ -4670,6 +4684,9 @@
         </w:tc>
       </w:tr>
       <w:tr>
+        <w:trPr>
+          <w:cantSplit w:val="false"/>
+        </w:trPr>
         <w:tc>
           <w:tcPr>
             <w:tcW w:type="dxa" w:w="1984"/>
@@ -4728,6 +4745,9 @@
         </w:tc>
       </w:tr>
       <w:tr>
+        <w:trPr>
+          <w:cantSplit w:val="false"/>
+        </w:trPr>
         <w:tc>
           <w:tcPr>
             <w:tcW w:type="dxa" w:w="1984"/>
@@ -4786,6 +4806,9 @@
         </w:tc>
       </w:tr>
       <w:tr>
+        <w:trPr>
+          <w:cantSplit w:val="false"/>
+        </w:trPr>
         <w:tc>
           <w:tcPr>
             <w:tcW w:type="dxa" w:w="1984"/>
@@ -4843,101 +4866,71 @@
           </w:p>
         </w:tc>
       </w:tr>
-    </w:tbl>
-    <w:p>
-      <w:pPr>
-        <w:pageBreakBefore/>
-        <w:spacing w:after="60" w:line="360"/>
-      </w:pPr>
-      <w:r>
-        <w:rPr>
-          <w:rFonts w:ascii="Times New Roman" w:cs="Times New Roman" w:eastAsia="Times New Roman" w:hAnsi="Times New Roman"/>
-          <w:sz w:val="24"/>
-          <w:szCs w:val="24"/>
-        </w:rPr>
-        <w:t xml:space="preserve">Table 5 (continued)</w:t>
-      </w:r>
-    </w:p>
-    <w:tbl>
-      <w:tblPr>
-        <w:tblW w:type="dxa" w:w="7937"/>
-        <w:tblBorders>
-          <w:top w:val="single" w:color="000000" w:sz="6"/>
-          <w:left w:val="single" w:color="000000" w:sz="6"/>
-          <w:bottom w:val="single" w:color="000000" w:sz="6"/>
-          <w:right w:val="single" w:color="000000" w:sz="6"/>
-          <w:insideH w:val="single" w:color="808080" w:sz="4"/>
-          <w:insideV w:val="single" w:color="808080" w:sz="4"/>
-        </w:tblBorders>
-      </w:tblPr>
-      <w:tblGrid>
-        <w:gridCol w:w="1984"/>
-        <w:gridCol w:w="5953"/>
-      </w:tblGrid>
       <w:tr>
         <w:trPr>
-          <w:tblHeader/>
+          <w:cantSplit w:val="false"/>
         </w:trPr>
         <w:tc>
           <w:tcPr>
             <w:tcW w:type="dxa" w:w="1984"/>
-            <w:shd w:fill="EFEFEF" w:val="clear"/>
-            <w:tcMar>
-              <w:top w:type="dxa" w:w="60"/>
-              <w:left w:type="dxa" w:w="100"/>
-              <w:bottom w:type="dxa" w:w="60"/>
-              <w:right w:type="dxa" w:w="100"/>
-            </w:tcMar>
-            <w:vAlign w:val="top"/>
-          </w:tcPr>
-          <w:p>
-            <w:pPr>
-              <w:spacing w:line="240"/>
-              <w:jc w:val="left"/>
-            </w:pPr>
-            <w:r>
-              <w:rPr>
-                <w:rFonts w:ascii="Times New Roman" w:cs="Times New Roman" w:eastAsia="Times New Roman" w:hAnsi="Times New Roman"/>
-                <w:b/>
-                <w:bCs/>
-                <w:sz w:val="24"/>
-                <w:szCs w:val="24"/>
-              </w:rPr>
-              <w:t xml:space="preserve">Item</w:t>
+            <w:tcMar>
+              <w:top w:type="dxa" w:w="60"/>
+              <w:left w:type="dxa" w:w="100"/>
+              <w:bottom w:type="dxa" w:w="60"/>
+              <w:right w:type="dxa" w:w="100"/>
+            </w:tcMar>
+            <w:vAlign w:val="top"/>
+          </w:tcPr>
+          <w:p>
+            <w:pPr>
+              <w:spacing w:line="240"/>
+              <w:jc w:val="left"/>
+            </w:pPr>
+            <w:r>
+              <w:rPr>
+                <w:rFonts w:ascii="Times New Roman" w:cs="Times New Roman" w:eastAsia="Times New Roman" w:hAnsi="Times New Roman"/>
+                <w:b w:val="false"/>
+                <w:bCs w:val="false"/>
+                <w:sz w:val="24"/>
+                <w:szCs w:val="24"/>
+              </w:rPr>
+              <w:t xml:space="preserve">Actual</w:t>
             </w:r>
           </w:p>
         </w:tc>
         <w:tc>
           <w:tcPr>
             <w:tcW w:type="dxa" w:w="5953"/>
-            <w:shd w:fill="EFEFEF" w:val="clear"/>
-            <w:tcMar>
-              <w:top w:type="dxa" w:w="60"/>
-              <w:left w:type="dxa" w:w="100"/>
-              <w:bottom w:type="dxa" w:w="60"/>
-              <w:right w:type="dxa" w:w="100"/>
-            </w:tcMar>
-            <w:vAlign w:val="top"/>
-          </w:tcPr>
-          <w:p>
-            <w:pPr>
-              <w:spacing w:line="240"/>
-              <w:jc w:val="left"/>
-            </w:pPr>
-            <w:r>
-              <w:rPr>
-                <w:rFonts w:ascii="Times New Roman" w:cs="Times New Roman" w:eastAsia="Times New Roman" w:hAnsi="Times New Roman"/>
-                <w:b/>
-                <w:bCs/>
-                <w:sz w:val="24"/>
-                <w:szCs w:val="24"/>
-              </w:rPr>
-              <w:t xml:space="preserve">Detail</w:t>
+            <w:tcMar>
+              <w:top w:type="dxa" w:w="60"/>
+              <w:left w:type="dxa" w:w="100"/>
+              <w:bottom w:type="dxa" w:w="60"/>
+              <w:right w:type="dxa" w:w="100"/>
+            </w:tcMar>
+            <w:vAlign w:val="top"/>
+          </w:tcPr>
+          <w:p>
+            <w:pPr>
+              <w:spacing w:line="240"/>
+              <w:jc w:val="left"/>
+            </w:pPr>
+            <w:r>
+              <w:rPr>
+                <w:rFonts w:ascii="Times New Roman" w:cs="Times New Roman" w:eastAsia="Times New Roman" w:hAnsi="Times New Roman"/>
+                <w:b w:val="false"/>
+                <w:bCs w:val="false"/>
+                <w:sz w:val="24"/>
+                <w:szCs w:val="24"/>
+              </w:rPr>
+              <w:t xml:space="preserve">Place Short tapped once at 01:34.8. Market Order Placed toast for Short 0.0120 SOL with transaction 5h9V...jjLG at 01:35.7. At 01:36.0 an Order Failed toast for the same order stacks over it and remains alone on screen until 01:44.75, reading Phoenix trader state 429. The long position is closed: Positions (1) becomes Positions (0). The user, reading the failure, raised the size to 1.3 USD at 02:04 and opened a new, unintended short of 0.01 SOL (G78X...WzHQ).</w:t>
             </w:r>
           </w:p>
         </w:tc>
       </w:tr>
       <w:tr>
+        <w:trPr>
+          <w:cantSplit w:val="false"/>
+        </w:trPr>
         <w:tc>
           <w:tcPr>
             <w:tcW w:type="dxa" w:w="1984"/>
@@ -4962,7 +4955,7 @@
                 <w:sz w:val="24"/>
                 <w:szCs w:val="24"/>
               </w:rPr>
-              <w:t xml:space="preserve">Actual</w:t>
+              <w:t xml:space="preserve">Frequency</w:t>
             </w:r>
           </w:p>
         </w:tc>
@@ -4990,12 +4983,15 @@
                 <w:sz w:val="24"/>
                 <w:szCs w:val="24"/>
               </w:rPr>
-              <w:t xml:space="preserve">Place Short tapped once at 01:34.8. Market Order Placed toast for Short 0.0120 SOL with transaction 5h9V...jjLG at 01:35.7. At 01:36.0 an Order Failed toast for the same order stacks over it and remains alone on screen until 01:44.75, reading Phoenix trader state 429. The long position is closed: Positions (1) becomes Positions (0). The user, reading the failure, raised the size to 1.3 USD at 02:04 and opened a new, unintended short of 0.01 SOL (G78X...WzHQ).</w:t>
+              <w:t xml:space="preserve">1 of 1 opposite-side order observed. The 429 suggests timing dependence.</w:t>
             </w:r>
           </w:p>
         </w:tc>
       </w:tr>
       <w:tr>
+        <w:trPr>
+          <w:cantSplit w:val="false"/>
+        </w:trPr>
         <w:tc>
           <w:tcPr>
             <w:tcW w:type="dxa" w:w="1984"/>
@@ -5020,7 +5016,7 @@
                 <w:sz w:val="24"/>
                 <w:szCs w:val="24"/>
               </w:rPr>
-              <w:t xml:space="preserve">Frequency</w:t>
+              <w:t xml:space="preserve">Root cause</w:t>
             </w:r>
           </w:p>
         </w:tc>
@@ -5048,12 +5044,15 @@
                 <w:sz w:val="24"/>
                 <w:szCs w:val="24"/>
               </w:rPr>
-              <w:t xml:space="preserve">1 of 1 opposite-side order observed. The 429 suggests timing dependence.</w:t>
+              <w:t xml:space="preserve">Hypothesis A: the confirm handler dispatches the order twice, for example a click handler plus form submit, or an effect that re-runs. The second request is rejected with HTTP 429. Hypothesis B: the post-fill trader state refresh is rate limited, and any error in the chain is mapped to Order Failed for the same order. Both are consistent with a success and a failure arriving 0.3 s apart. A-13 shows the same 429 on trader state reads the next day, which favors hypothesis B as at least part of the cause.</w:t>
             </w:r>
           </w:p>
         </w:tc>
       </w:tr>
       <w:tr>
+        <w:trPr>
+          <w:cantSplit w:val="false"/>
+        </w:trPr>
         <w:tc>
           <w:tcPr>
             <w:tcW w:type="dxa" w:w="1984"/>
@@ -5078,7 +5077,7 @@
                 <w:sz w:val="24"/>
                 <w:szCs w:val="24"/>
               </w:rPr>
-              <w:t xml:space="preserve">Root cause</w:t>
+              <w:t xml:space="preserve">Risk</w:t>
             </w:r>
           </w:p>
         </w:tc>
@@ -5106,12 +5105,15 @@
                 <w:sz w:val="24"/>
                 <w:szCs w:val="24"/>
               </w:rPr>
-              <w:t xml:space="preserve">Hypothesis A: the confirm handler dispatches the order twice, for example a click handler plus form submit, or an effect that re-runs. The second request is rejected with HTTP 429. Hypothesis B: the post-fill trader state refresh is rate limited, and any error in the chain is mapped to Order Failed for the same order. Both are consistent with a success and a failure arriving 0.3 s apart. A-13 shows the same 429 on trader state reads the next day, which favors hypothesis B as at least part of the cause.</w:t>
+              <w:t xml:space="preserve">Under A, the only thing that stopped a duplicate real order was the rate limit; without it the outcome meets P0. Under B, the venue tells users a filled order failed, which drives retries and unintended positions, as happened here.</w:t>
             </w:r>
           </w:p>
         </w:tc>
       </w:tr>
       <w:tr>
+        <w:trPr>
+          <w:cantSplit w:val="false"/>
+        </w:trPr>
         <w:tc>
           <w:tcPr>
             <w:tcW w:type="dxa" w:w="1984"/>
@@ -5136,7 +5138,7 @@
                 <w:sz w:val="24"/>
                 <w:szCs w:val="24"/>
               </w:rPr>
-              <w:t xml:space="preserve">Risk</w:t>
+              <w:t xml:space="preserve">Recommendation</w:t>
             </w:r>
           </w:p>
         </w:tc>
@@ -5164,70 +5166,15 @@
                 <w:sz w:val="24"/>
                 <w:szCs w:val="24"/>
               </w:rPr>
-              <w:t xml:space="preserve">Under A, the only thing that stopped a duplicate real order was the rate limit; without it the outcome meets P0. Under B, the venue tells users a filled order failed, which drives retries and unintended positions, as happened here.</w:t>
+              <w:t xml:space="preserve">1. Generate a client order ID when the dialog opens; send it with the order and reject reuse server side. 2. Disable the confirm button from first tap until a terminal status. 3. Key toasts by client order ID so a later event cannot overwrite a fill. 4. Separate order errors from refresh errors; a failed refresh must read "Filled. Refreshing positions" and retry with backoff on 429. 5. Treat the transaction signature as the source of truth for status.</w:t>
             </w:r>
           </w:p>
         </w:tc>
       </w:tr>
       <w:tr>
-        <w:tc>
-          <w:tcPr>
-            <w:tcW w:type="dxa" w:w="1984"/>
-            <w:tcMar>
-              <w:top w:type="dxa" w:w="60"/>
-              <w:left w:type="dxa" w:w="100"/>
-              <w:bottom w:type="dxa" w:w="60"/>
-              <w:right w:type="dxa" w:w="100"/>
-            </w:tcMar>
-            <w:vAlign w:val="top"/>
-          </w:tcPr>
-          <w:p>
-            <w:pPr>
-              <w:spacing w:line="240"/>
-              <w:jc w:val="left"/>
-            </w:pPr>
-            <w:r>
-              <w:rPr>
-                <w:rFonts w:ascii="Times New Roman" w:cs="Times New Roman" w:eastAsia="Times New Roman" w:hAnsi="Times New Roman"/>
-                <w:b w:val="false"/>
-                <w:bCs w:val="false"/>
-                <w:sz w:val="24"/>
-                <w:szCs w:val="24"/>
-              </w:rPr>
-              <w:t xml:space="preserve">Recommendation</w:t>
-            </w:r>
-          </w:p>
-        </w:tc>
-        <w:tc>
-          <w:tcPr>
-            <w:tcW w:type="dxa" w:w="5953"/>
-            <w:tcMar>
-              <w:top w:type="dxa" w:w="60"/>
-              <w:left w:type="dxa" w:w="100"/>
-              <w:bottom w:type="dxa" w:w="60"/>
-              <w:right w:type="dxa" w:w="100"/>
-            </w:tcMar>
-            <w:vAlign w:val="top"/>
-          </w:tcPr>
-          <w:p>
-            <w:pPr>
-              <w:spacing w:line="240"/>
-              <w:jc w:val="left"/>
-            </w:pPr>
-            <w:r>
-              <w:rPr>
-                <w:rFonts w:ascii="Times New Roman" w:cs="Times New Roman" w:eastAsia="Times New Roman" w:hAnsi="Times New Roman"/>
-                <w:b w:val="false"/>
-                <w:bCs w:val="false"/>
-                <w:sz w:val="24"/>
-                <w:szCs w:val="24"/>
-              </w:rPr>
-              <w:t xml:space="preserve">1. Generate a client order ID when the dialog opens; send it with the order and reject reuse server side. 2. Disable the confirm button from first tap until a terminal status. 3. Key toasts by client order ID so a later event cannot overwrite a fill. 4. Separate order errors from refresh errors; a failed refresh must read "Filled. Refreshing positions" and retry with backoff on 429. 5. Treat the transaction signature as the source of truth for status.</w:t>
-            </w:r>
-          </w:p>
-        </w:tc>
-      </w:tr>
-      <w:tr>
+        <w:trPr>
+          <w:cantSplit w:val="false"/>
+        </w:trPr>
         <w:tc>
           <w:tcPr>
             <w:tcW w:type="dxa" w:w="1984"/>
@@ -6885,8 +6832,7 @@
     <w:p>
       <w:pPr>
         <w:keepNext/>
-        <w:pageBreakBefore/>
-        <w:spacing w:after="60" w:line="360"/>
+        <w:spacing w:after="60" w:before="240" w:line="360"/>
       </w:pPr>
       <w:r>
         <w:rPr>
@@ -6977,6 +6923,9 @@
         </w:tc>
       </w:tr>
       <w:tr>
+        <w:trPr>
+          <w:cantSplit w:val="false"/>
+        </w:trPr>
         <w:tc>
           <w:tcPr>
             <w:tcW w:type="dxa" w:w="1984"/>
@@ -7035,6 +6984,9 @@
         </w:tc>
       </w:tr>
       <w:tr>
+        <w:trPr>
+          <w:cantSplit w:val="false"/>
+        </w:trPr>
         <w:tc>
           <w:tcPr>
             <w:tcW w:type="dxa" w:w="1984"/>
@@ -7093,6 +7045,9 @@
         </w:tc>
       </w:tr>
       <w:tr>
+        <w:trPr>
+          <w:cantSplit w:val="false"/>
+        </w:trPr>
         <w:tc>
           <w:tcPr>
             <w:tcW w:type="dxa" w:w="1984"/>
@@ -7151,6 +7106,9 @@
         </w:tc>
       </w:tr>
       <w:tr>
+        <w:trPr>
+          <w:cantSplit w:val="false"/>
+        </w:trPr>
         <w:tc>
           <w:tcPr>
             <w:tcW w:type="dxa" w:w="1984"/>
@@ -7209,6 +7167,9 @@
         </w:tc>
       </w:tr>
       <w:tr>
+        <w:trPr>
+          <w:cantSplit w:val="false"/>
+        </w:trPr>
         <w:tc>
           <w:tcPr>
             <w:tcW w:type="dxa" w:w="1984"/>
@@ -7267,6 +7228,9 @@
         </w:tc>
       </w:tr>
       <w:tr>
+        <w:trPr>
+          <w:cantSplit w:val="false"/>
+        </w:trPr>
         <w:tc>
           <w:tcPr>
             <w:tcW w:type="dxa" w:w="1984"/>
@@ -7325,6 +7289,9 @@
         </w:tc>
       </w:tr>
       <w:tr>
+        <w:trPr>
+          <w:cantSplit w:val="false"/>
+        </w:trPr>
         <w:tc>
           <w:tcPr>
             <w:tcW w:type="dxa" w:w="1984"/>
@@ -7382,101 +7349,71 @@
           </w:p>
         </w:tc>
       </w:tr>
-    </w:tbl>
-    <w:p>
-      <w:pPr>
-        <w:pageBreakBefore/>
-        <w:spacing w:after="60" w:line="360"/>
-      </w:pPr>
-      <w:r>
-        <w:rPr>
-          <w:rFonts w:ascii="Times New Roman" w:cs="Times New Roman" w:eastAsia="Times New Roman" w:hAnsi="Times New Roman"/>
-          <w:sz w:val="24"/>
-          <w:szCs w:val="24"/>
-        </w:rPr>
-        <w:t xml:space="preserve">Table 6 (continued)</w:t>
-      </w:r>
-    </w:p>
-    <w:tbl>
-      <w:tblPr>
-        <w:tblW w:type="dxa" w:w="7937"/>
-        <w:tblBorders>
-          <w:top w:val="single" w:color="000000" w:sz="6"/>
-          <w:left w:val="single" w:color="000000" w:sz="6"/>
-          <w:bottom w:val="single" w:color="000000" w:sz="6"/>
-          <w:right w:val="single" w:color="000000" w:sz="6"/>
-          <w:insideH w:val="single" w:color="808080" w:sz="4"/>
-          <w:insideV w:val="single" w:color="808080" w:sz="4"/>
-        </w:tblBorders>
-      </w:tblPr>
-      <w:tblGrid>
-        <w:gridCol w:w="1984"/>
-        <w:gridCol w:w="5953"/>
-      </w:tblGrid>
       <w:tr>
         <w:trPr>
-          <w:tblHeader/>
+          <w:cantSplit w:val="false"/>
         </w:trPr>
         <w:tc>
           <w:tcPr>
             <w:tcW w:type="dxa" w:w="1984"/>
-            <w:shd w:fill="EFEFEF" w:val="clear"/>
-            <w:tcMar>
-              <w:top w:type="dxa" w:w="60"/>
-              <w:left w:type="dxa" w:w="100"/>
-              <w:bottom w:type="dxa" w:w="60"/>
-              <w:right w:type="dxa" w:w="100"/>
-            </w:tcMar>
-            <w:vAlign w:val="top"/>
-          </w:tcPr>
-          <w:p>
-            <w:pPr>
-              <w:spacing w:line="240"/>
-              <w:jc w:val="left"/>
-            </w:pPr>
-            <w:r>
-              <w:rPr>
-                <w:rFonts w:ascii="Times New Roman" w:cs="Times New Roman" w:eastAsia="Times New Roman" w:hAnsi="Times New Roman"/>
-                <w:b/>
-                <w:bCs/>
-                <w:sz w:val="24"/>
-                <w:szCs w:val="24"/>
-              </w:rPr>
-              <w:t xml:space="preserve">Item</w:t>
+            <w:tcMar>
+              <w:top w:type="dxa" w:w="60"/>
+              <w:left w:type="dxa" w:w="100"/>
+              <w:bottom w:type="dxa" w:w="60"/>
+              <w:right w:type="dxa" w:w="100"/>
+            </w:tcMar>
+            <w:vAlign w:val="top"/>
+          </w:tcPr>
+          <w:p>
+            <w:pPr>
+              <w:spacing w:line="240"/>
+              <w:jc w:val="left"/>
+            </w:pPr>
+            <w:r>
+              <w:rPr>
+                <w:rFonts w:ascii="Times New Roman" w:cs="Times New Roman" w:eastAsia="Times New Roman" w:hAnsi="Times New Roman"/>
+                <w:b w:val="false"/>
+                <w:bCs w:val="false"/>
+                <w:sz w:val="24"/>
+                <w:szCs w:val="24"/>
+              </w:rPr>
+              <w:t xml:space="preserve">Root cause</w:t>
             </w:r>
           </w:p>
         </w:tc>
         <w:tc>
           <w:tcPr>
             <w:tcW w:type="dxa" w:w="5953"/>
-            <w:shd w:fill="EFEFEF" w:val="clear"/>
-            <w:tcMar>
-              <w:top w:type="dxa" w:w="60"/>
-              <w:left w:type="dxa" w:w="100"/>
-              <w:bottom w:type="dxa" w:w="60"/>
-              <w:right w:type="dxa" w:w="100"/>
-            </w:tcMar>
-            <w:vAlign w:val="top"/>
-          </w:tcPr>
-          <w:p>
-            <w:pPr>
-              <w:spacing w:line="240"/>
-              <w:jc w:val="left"/>
-            </w:pPr>
-            <w:r>
-              <w:rPr>
-                <w:rFonts w:ascii="Times New Roman" w:cs="Times New Roman" w:eastAsia="Times New Roman" w:hAnsi="Times New Roman"/>
-                <w:b/>
-                <w:bCs/>
-                <w:sz w:val="24"/>
-                <w:szCs w:val="24"/>
-              </w:rPr>
-              <w:t xml:space="preserve">Detail</w:t>
+            <w:tcMar>
+              <w:top w:type="dxa" w:w="60"/>
+              <w:left w:type="dxa" w:w="100"/>
+              <w:bottom w:type="dxa" w:w="60"/>
+              <w:right w:type="dxa" w:w="100"/>
+            </w:tcMar>
+            <w:vAlign w:val="top"/>
+          </w:tcPr>
+          <w:p>
+            <w:pPr>
+              <w:spacing w:line="240"/>
+              <w:jc w:val="left"/>
+            </w:pPr>
+            <w:r>
+              <w:rPr>
+                <w:rFonts w:ascii="Times New Roman" w:cs="Times New Roman" w:eastAsia="Times New Roman" w:hAnsi="Times New Roman"/>
+                <w:b w:val="false"/>
+                <w:bCs w:val="false"/>
+                <w:sz w:val="24"/>
+                <w:szCs w:val="24"/>
+              </w:rPr>
+              <w:t xml:space="preserve">Hypothesis, narrowed by rev 4: the Relay path binds its shortfall check to the disabled state; the Jupiter path binds it to the warning text only. The fix pattern already exists in the codebase.</w:t>
             </w:r>
           </w:p>
         </w:tc>
       </w:tr>
       <w:tr>
+        <w:trPr>
+          <w:cantSplit w:val="false"/>
+        </w:trPr>
         <w:tc>
           <w:tcPr>
             <w:tcW w:type="dxa" w:w="1984"/>
@@ -7501,7 +7438,7 @@
                 <w:sz w:val="24"/>
                 <w:szCs w:val="24"/>
               </w:rPr>
-              <w:t xml:space="preserve">Root cause</w:t>
+              <w:t xml:space="preserve">Risk</w:t>
             </w:r>
           </w:p>
         </w:tc>
@@ -7529,70 +7466,15 @@
                 <w:sz w:val="24"/>
                 <w:szCs w:val="24"/>
               </w:rPr>
-              <w:t xml:space="preserve">Hypothesis, narrowed by rev 4: the Relay path binds its shortfall check to the disabled state; the Jupiter path binds it to the warning text only. The fix pattern already exists in the codebase.</w:t>
+              <w:t xml:space="preserve">Submission of an unfundable order. If a partial fill or fee-only transaction settles, the outcome meets the P0 incorrect deduction definition.</w:t>
             </w:r>
           </w:p>
         </w:tc>
       </w:tr>
       <w:tr>
-        <w:tc>
-          <w:tcPr>
-            <w:tcW w:type="dxa" w:w="1984"/>
-            <w:tcMar>
-              <w:top w:type="dxa" w:w="60"/>
-              <w:left w:type="dxa" w:w="100"/>
-              <w:bottom w:type="dxa" w:w="60"/>
-              <w:right w:type="dxa" w:w="100"/>
-            </w:tcMar>
-            <w:vAlign w:val="top"/>
-          </w:tcPr>
-          <w:p>
-            <w:pPr>
-              <w:spacing w:line="240"/>
-              <w:jc w:val="left"/>
-            </w:pPr>
-            <w:r>
-              <w:rPr>
-                <w:rFonts w:ascii="Times New Roman" w:cs="Times New Roman" w:eastAsia="Times New Roman" w:hAnsi="Times New Roman"/>
-                <w:b w:val="false"/>
-                <w:bCs w:val="false"/>
-                <w:sz w:val="24"/>
-                <w:szCs w:val="24"/>
-              </w:rPr>
-              <w:t xml:space="preserve">Risk</w:t>
-            </w:r>
-          </w:p>
-        </w:tc>
-        <w:tc>
-          <w:tcPr>
-            <w:tcW w:type="dxa" w:w="5953"/>
-            <w:tcMar>
-              <w:top w:type="dxa" w:w="60"/>
-              <w:left w:type="dxa" w:w="100"/>
-              <w:bottom w:type="dxa" w:w="60"/>
-              <w:right w:type="dxa" w:w="100"/>
-            </w:tcMar>
-            <w:vAlign w:val="top"/>
-          </w:tcPr>
-          <w:p>
-            <w:pPr>
-              <w:spacing w:line="240"/>
-              <w:jc w:val="left"/>
-            </w:pPr>
-            <w:r>
-              <w:rPr>
-                <w:rFonts w:ascii="Times New Roman" w:cs="Times New Roman" w:eastAsia="Times New Roman" w:hAnsi="Times New Roman"/>
-                <w:b w:val="false"/>
-                <w:bCs w:val="false"/>
-                <w:sz w:val="24"/>
-                <w:szCs w:val="24"/>
-              </w:rPr>
-              <w:t xml:space="preserve">Submission of an unfundable order. If a partial fill or fee-only transaction settles, the outcome meets the P0 incorrect deduction definition.</w:t>
-            </w:r>
-          </w:p>
-        </w:tc>
-      </w:tr>
-      <w:tr>
+        <w:trPr>
+          <w:cantSplit w:val="false"/>
+        </w:trPr>
         <w:tc>
           <w:tcPr>
             <w:tcW w:type="dxa" w:w="1984"/>
@@ -8467,8 +8349,7 @@
     <w:p>
       <w:pPr>
         <w:keepNext/>
-        <w:pageBreakBefore/>
-        <w:spacing w:after="60" w:line="360"/>
+        <w:spacing w:after="60" w:before="240" w:line="360"/>
       </w:pPr>
       <w:r>
         <w:rPr>
@@ -8559,6 +8440,9 @@
         </w:tc>
       </w:tr>
       <w:tr>
+        <w:trPr>
+          <w:cantSplit w:val="false"/>
+        </w:trPr>
         <w:tc>
           <w:tcPr>
             <w:tcW w:type="dxa" w:w="1984"/>
@@ -8617,6 +8501,9 @@
         </w:tc>
       </w:tr>
       <w:tr>
+        <w:trPr>
+          <w:cantSplit w:val="false"/>
+        </w:trPr>
         <w:tc>
           <w:tcPr>
             <w:tcW w:type="dxa" w:w="1984"/>
@@ -8675,6 +8562,9 @@
         </w:tc>
       </w:tr>
       <w:tr>
+        <w:trPr>
+          <w:cantSplit w:val="false"/>
+        </w:trPr>
         <w:tc>
           <w:tcPr>
             <w:tcW w:type="dxa" w:w="1984"/>
@@ -8733,6 +8623,9 @@
         </w:tc>
       </w:tr>
       <w:tr>
+        <w:trPr>
+          <w:cantSplit w:val="false"/>
+        </w:trPr>
         <w:tc>
           <w:tcPr>
             <w:tcW w:type="dxa" w:w="1984"/>
@@ -8791,6 +8684,9 @@
         </w:tc>
       </w:tr>
       <w:tr>
+        <w:trPr>
+          <w:cantSplit w:val="false"/>
+        </w:trPr>
         <w:tc>
           <w:tcPr>
             <w:tcW w:type="dxa" w:w="1984"/>
@@ -8849,6 +8745,9 @@
         </w:tc>
       </w:tr>
       <w:tr>
+        <w:trPr>
+          <w:cantSplit w:val="false"/>
+        </w:trPr>
         <w:tc>
           <w:tcPr>
             <w:tcW w:type="dxa" w:w="1984"/>
@@ -8907,6 +8806,9 @@
         </w:tc>
       </w:tr>
       <w:tr>
+        <w:trPr>
+          <w:cantSplit w:val="false"/>
+        </w:trPr>
         <w:tc>
           <w:tcPr>
             <w:tcW w:type="dxa" w:w="1984"/>
@@ -8965,6 +8867,9 @@
         </w:tc>
       </w:tr>
       <w:tr>
+        <w:trPr>
+          <w:cantSplit w:val="false"/>
+        </w:trPr>
         <w:tc>
           <w:tcPr>
             <w:tcW w:type="dxa" w:w="1984"/>
@@ -9022,159 +8927,71 @@
           </w:p>
         </w:tc>
       </w:tr>
-    </w:tbl>
-    <w:p>
-      <w:pPr>
-        <w:pageBreakBefore/>
-        <w:spacing w:after="60" w:line="360"/>
-      </w:pPr>
-      <w:r>
-        <w:rPr>
-          <w:rFonts w:ascii="Times New Roman" w:cs="Times New Roman" w:eastAsia="Times New Roman" w:hAnsi="Times New Roman"/>
-          <w:sz w:val="24"/>
-          <w:szCs w:val="24"/>
-        </w:rPr>
-        <w:t xml:space="preserve">Table 7 (continued)</w:t>
-      </w:r>
-    </w:p>
-    <w:tbl>
-      <w:tblPr>
-        <w:tblW w:type="dxa" w:w="7937"/>
-        <w:tblBorders>
-          <w:top w:val="single" w:color="000000" w:sz="6"/>
-          <w:left w:val="single" w:color="000000" w:sz="6"/>
-          <w:bottom w:val="single" w:color="000000" w:sz="6"/>
-          <w:right w:val="single" w:color="000000" w:sz="6"/>
-          <w:insideH w:val="single" w:color="808080" w:sz="4"/>
-          <w:insideV w:val="single" w:color="808080" w:sz="4"/>
-        </w:tblBorders>
-      </w:tblPr>
-      <w:tblGrid>
-        <w:gridCol w:w="1984"/>
-        <w:gridCol w:w="5953"/>
-      </w:tblGrid>
       <w:tr>
         <w:trPr>
-          <w:tblHeader/>
+          <w:cantSplit w:val="false"/>
         </w:trPr>
         <w:tc>
           <w:tcPr>
             <w:tcW w:type="dxa" w:w="1984"/>
-            <w:shd w:fill="EFEFEF" w:val="clear"/>
-            <w:tcMar>
-              <w:top w:type="dxa" w:w="60"/>
-              <w:left w:type="dxa" w:w="100"/>
-              <w:bottom w:type="dxa" w:w="60"/>
-              <w:right w:type="dxa" w:w="100"/>
-            </w:tcMar>
-            <w:vAlign w:val="top"/>
-          </w:tcPr>
-          <w:p>
-            <w:pPr>
-              <w:spacing w:line="240"/>
-              <w:jc w:val="left"/>
-            </w:pPr>
-            <w:r>
-              <w:rPr>
-                <w:rFonts w:ascii="Times New Roman" w:cs="Times New Roman" w:eastAsia="Times New Roman" w:hAnsi="Times New Roman"/>
-                <w:b/>
-                <w:bCs/>
-                <w:sz w:val="24"/>
-                <w:szCs w:val="24"/>
-              </w:rPr>
-              <w:t xml:space="preserve">Item</w:t>
+            <w:tcMar>
+              <w:top w:type="dxa" w:w="60"/>
+              <w:left w:type="dxa" w:w="100"/>
+              <w:bottom w:type="dxa" w:w="60"/>
+              <w:right w:type="dxa" w:w="100"/>
+            </w:tcMar>
+            <w:vAlign w:val="top"/>
+          </w:tcPr>
+          <w:p>
+            <w:pPr>
+              <w:spacing w:line="240"/>
+              <w:jc w:val="left"/>
+            </w:pPr>
+            <w:r>
+              <w:rPr>
+                <w:rFonts w:ascii="Times New Roman" w:cs="Times New Roman" w:eastAsia="Times New Roman" w:hAnsi="Times New Roman"/>
+                <w:b w:val="false"/>
+                <w:bCs w:val="false"/>
+                <w:sz w:val="24"/>
+                <w:szCs w:val="24"/>
+              </w:rPr>
+              <w:t xml:space="preserve">Risk</w:t>
             </w:r>
           </w:p>
         </w:tc>
         <w:tc>
           <w:tcPr>
             <w:tcW w:type="dxa" w:w="5953"/>
-            <w:shd w:fill="EFEFEF" w:val="clear"/>
-            <w:tcMar>
-              <w:top w:type="dxa" w:w="60"/>
-              <w:left w:type="dxa" w:w="100"/>
-              <w:bottom w:type="dxa" w:w="60"/>
-              <w:right w:type="dxa" w:w="100"/>
-            </w:tcMar>
-            <w:vAlign w:val="top"/>
-          </w:tcPr>
-          <w:p>
-            <w:pPr>
-              <w:spacing w:line="240"/>
-              <w:jc w:val="left"/>
-            </w:pPr>
-            <w:r>
-              <w:rPr>
-                <w:rFonts w:ascii="Times New Roman" w:cs="Times New Roman" w:eastAsia="Times New Roman" w:hAnsi="Times New Roman"/>
-                <w:b/>
-                <w:bCs/>
-                <w:sz w:val="24"/>
-                <w:szCs w:val="24"/>
-              </w:rPr>
-              <w:t xml:space="preserve">Detail</w:t>
+            <w:tcMar>
+              <w:top w:type="dxa" w:w="60"/>
+              <w:left w:type="dxa" w:w="100"/>
+              <w:bottom w:type="dxa" w:w="60"/>
+              <w:right w:type="dxa" w:w="100"/>
+            </w:tcMar>
+            <w:vAlign w:val="top"/>
+          </w:tcPr>
+          <w:p>
+            <w:pPr>
+              <w:spacing w:line="240"/>
+              <w:jc w:val="left"/>
+            </w:pPr>
+            <w:r>
+              <w:rPr>
+                <w:rFonts w:ascii="Times New Roman" w:cs="Times New Roman" w:eastAsia="Times New Roman" w:hAnsi="Times New Roman"/>
+                <w:b w:val="false"/>
+                <w:bCs w:val="false"/>
+                <w:sz w:val="24"/>
+                <w:szCs w:val="24"/>
+              </w:rPr>
+              <w:t xml:space="preserve">Order size is misreported by up to 20 percent at these notionals, and the rounding is invisible. It is also why a 0.012 short closed the long exactly in A-05: both were really 0.01.</w:t>
             </w:r>
           </w:p>
         </w:tc>
       </w:tr>
       <w:tr>
-        <w:tc>
-          <w:tcPr>
-            <w:tcW w:type="dxa" w:w="1984"/>
-            <w:tcMar>
-              <w:top w:type="dxa" w:w="60"/>
-              <w:left w:type="dxa" w:w="100"/>
-              <w:bottom w:type="dxa" w:w="60"/>
-              <w:right w:type="dxa" w:w="100"/>
-            </w:tcMar>
-            <w:vAlign w:val="top"/>
-          </w:tcPr>
-          <w:p>
-            <w:pPr>
-              <w:spacing w:line="240"/>
-              <w:jc w:val="left"/>
-            </w:pPr>
-            <w:r>
-              <w:rPr>
-                <w:rFonts w:ascii="Times New Roman" w:cs="Times New Roman" w:eastAsia="Times New Roman" w:hAnsi="Times New Roman"/>
-                <w:b w:val="false"/>
-                <w:bCs w:val="false"/>
-                <w:sz w:val="24"/>
-                <w:szCs w:val="24"/>
-              </w:rPr>
-              <w:t xml:space="preserve">Risk</w:t>
-            </w:r>
-          </w:p>
-        </w:tc>
-        <w:tc>
-          <w:tcPr>
-            <w:tcW w:type="dxa" w:w="5953"/>
-            <w:tcMar>
-              <w:top w:type="dxa" w:w="60"/>
-              <w:left w:type="dxa" w:w="100"/>
-              <w:bottom w:type="dxa" w:w="60"/>
-              <w:right w:type="dxa" w:w="100"/>
-            </w:tcMar>
-            <w:vAlign w:val="top"/>
-          </w:tcPr>
-          <w:p>
-            <w:pPr>
-              <w:spacing w:line="240"/>
-              <w:jc w:val="left"/>
-            </w:pPr>
-            <w:r>
-              <w:rPr>
-                <w:rFonts w:ascii="Times New Roman" w:cs="Times New Roman" w:eastAsia="Times New Roman" w:hAnsi="Times New Roman"/>
-                <w:b w:val="false"/>
-                <w:bCs w:val="false"/>
-                <w:sz w:val="24"/>
-                <w:szCs w:val="24"/>
-              </w:rPr>
-              <w:t xml:space="preserve">Order size is misreported by up to 20 percent at these notionals, and the rounding is invisible. It is also why a 0.012 short closed the long exactly in A-05: both were really 0.01.</w:t>
-            </w:r>
-          </w:p>
-        </w:tc>
-      </w:tr>
-      <w:tr>
+        <w:trPr>
+          <w:cantSplit w:val="false"/>
+        </w:trPr>
         <w:tc>
           <w:tcPr>
             <w:tcW w:type="dxa" w:w="1984"/>
@@ -9788,8 +9605,7 @@
     <w:p>
       <w:pPr>
         <w:keepNext/>
-        <w:pageBreakBefore/>
-        <w:spacing w:after="60" w:line="360"/>
+        <w:spacing w:after="60" w:before="240" w:line="360"/>
       </w:pPr>
       <w:r>
         <w:rPr>
@@ -9880,6 +9696,9 @@
         </w:tc>
       </w:tr>
       <w:tr>
+        <w:trPr>
+          <w:cantSplit w:val="false"/>
+        </w:trPr>
         <w:tc>
           <w:tcPr>
             <w:tcW w:type="dxa" w:w="1984"/>
@@ -9938,6 +9757,9 @@
         </w:tc>
       </w:tr>
       <w:tr>
+        <w:trPr>
+          <w:cantSplit w:val="false"/>
+        </w:trPr>
         <w:tc>
           <w:tcPr>
             <w:tcW w:type="dxa" w:w="1984"/>
@@ -9996,6 +9818,9 @@
         </w:tc>
       </w:tr>
       <w:tr>
+        <w:trPr>
+          <w:cantSplit w:val="false"/>
+        </w:trPr>
         <w:tc>
           <w:tcPr>
             <w:tcW w:type="dxa" w:w="1984"/>
@@ -10054,6 +9879,9 @@
         </w:tc>
       </w:tr>
       <w:tr>
+        <w:trPr>
+          <w:cantSplit w:val="false"/>
+        </w:trPr>
         <w:tc>
           <w:tcPr>
             <w:tcW w:type="dxa" w:w="1984"/>
@@ -10112,6 +9940,9 @@
         </w:tc>
       </w:tr>
       <w:tr>
+        <w:trPr>
+          <w:cantSplit w:val="false"/>
+        </w:trPr>
         <w:tc>
           <w:tcPr>
             <w:tcW w:type="dxa" w:w="1984"/>
@@ -10170,6 +10001,9 @@
         </w:tc>
       </w:tr>
       <w:tr>
+        <w:trPr>
+          <w:cantSplit w:val="false"/>
+        </w:trPr>
         <w:tc>
           <w:tcPr>
             <w:tcW w:type="dxa" w:w="1984"/>
@@ -10228,6 +10062,9 @@
         </w:tc>
       </w:tr>
       <w:tr>
+        <w:trPr>
+          <w:cantSplit w:val="false"/>
+        </w:trPr>
         <w:tc>
           <w:tcPr>
             <w:tcW w:type="dxa" w:w="1984"/>
@@ -10285,101 +10122,71 @@
           </w:p>
         </w:tc>
       </w:tr>
-    </w:tbl>
-    <w:p>
-      <w:pPr>
-        <w:pageBreakBefore/>
-        <w:spacing w:after="60" w:line="360"/>
-      </w:pPr>
-      <w:r>
-        <w:rPr>
-          <w:rFonts w:ascii="Times New Roman" w:cs="Times New Roman" w:eastAsia="Times New Roman" w:hAnsi="Times New Roman"/>
-          <w:sz w:val="24"/>
-          <w:szCs w:val="24"/>
-        </w:rPr>
-        <w:t xml:space="preserve">Table 8 (continued)</w:t>
-      </w:r>
-    </w:p>
-    <w:tbl>
-      <w:tblPr>
-        <w:tblW w:type="dxa" w:w="7937"/>
-        <w:tblBorders>
-          <w:top w:val="single" w:color="000000" w:sz="6"/>
-          <w:left w:val="single" w:color="000000" w:sz="6"/>
-          <w:bottom w:val="single" w:color="000000" w:sz="6"/>
-          <w:right w:val="single" w:color="000000" w:sz="6"/>
-          <w:insideH w:val="single" w:color="808080" w:sz="4"/>
-          <w:insideV w:val="single" w:color="808080" w:sz="4"/>
-        </w:tblBorders>
-      </w:tblPr>
-      <w:tblGrid>
-        <w:gridCol w:w="1984"/>
-        <w:gridCol w:w="5953"/>
-      </w:tblGrid>
       <w:tr>
         <w:trPr>
-          <w:tblHeader/>
+          <w:cantSplit w:val="false"/>
         </w:trPr>
         <w:tc>
           <w:tcPr>
             <w:tcW w:type="dxa" w:w="1984"/>
-            <w:shd w:fill="EFEFEF" w:val="clear"/>
-            <w:tcMar>
-              <w:top w:type="dxa" w:w="60"/>
-              <w:left w:type="dxa" w:w="100"/>
-              <w:bottom w:type="dxa" w:w="60"/>
-              <w:right w:type="dxa" w:w="100"/>
-            </w:tcMar>
-            <w:vAlign w:val="top"/>
-          </w:tcPr>
-          <w:p>
-            <w:pPr>
-              <w:spacing w:line="240"/>
-              <w:jc w:val="left"/>
-            </w:pPr>
-            <w:r>
-              <w:rPr>
-                <w:rFonts w:ascii="Times New Roman" w:cs="Times New Roman" w:eastAsia="Times New Roman" w:hAnsi="Times New Roman"/>
-                <w:b/>
-                <w:bCs/>
-                <w:sz w:val="24"/>
-                <w:szCs w:val="24"/>
-              </w:rPr>
-              <w:t xml:space="preserve">Item</w:t>
+            <w:tcMar>
+              <w:top w:type="dxa" w:w="60"/>
+              <w:left w:type="dxa" w:w="100"/>
+              <w:bottom w:type="dxa" w:w="60"/>
+              <w:right w:type="dxa" w:w="100"/>
+            </w:tcMar>
+            <w:vAlign w:val="top"/>
+          </w:tcPr>
+          <w:p>
+            <w:pPr>
+              <w:spacing w:line="240"/>
+              <w:jc w:val="left"/>
+            </w:pPr>
+            <w:r>
+              <w:rPr>
+                <w:rFonts w:ascii="Times New Roman" w:cs="Times New Roman" w:eastAsia="Times New Roman" w:hAnsi="Times New Roman"/>
+                <w:b w:val="false"/>
+                <w:bCs w:val="false"/>
+                <w:sz w:val="24"/>
+                <w:szCs w:val="24"/>
+              </w:rPr>
+              <w:t xml:space="preserve">Root cause</w:t>
             </w:r>
           </w:p>
         </w:tc>
         <w:tc>
           <w:tcPr>
             <w:tcW w:type="dxa" w:w="5953"/>
-            <w:shd w:fill="EFEFEF" w:val="clear"/>
-            <w:tcMar>
-              <w:top w:type="dxa" w:w="60"/>
-              <w:left w:type="dxa" w:w="100"/>
-              <w:bottom w:type="dxa" w:w="60"/>
-              <w:right w:type="dxa" w:w="100"/>
-            </w:tcMar>
-            <w:vAlign w:val="top"/>
-          </w:tcPr>
-          <w:p>
-            <w:pPr>
-              <w:spacing w:line="240"/>
-              <w:jc w:val="left"/>
-            </w:pPr>
-            <w:r>
-              <w:rPr>
-                <w:rFonts w:ascii="Times New Roman" w:cs="Times New Roman" w:eastAsia="Times New Roman" w:hAnsi="Times New Roman"/>
-                <w:b/>
-                <w:bCs/>
-                <w:sz w:val="24"/>
-                <w:szCs w:val="24"/>
-              </w:rPr>
-              <w:t xml:space="preserve">Detail</w:t>
+            <w:tcMar>
+              <w:top w:type="dxa" w:w="60"/>
+              <w:left w:type="dxa" w:w="100"/>
+              <w:bottom w:type="dxa" w:w="60"/>
+              <w:right w:type="dxa" w:w="100"/>
+            </w:tcMar>
+            <w:vAlign w:val="top"/>
+          </w:tcPr>
+          <w:p>
+            <w:pPr>
+              <w:spacing w:line="240"/>
+              <w:jc w:val="left"/>
+            </w:pPr>
+            <w:r>
+              <w:rPr>
+                <w:rFonts w:ascii="Times New Roman" w:cs="Times New Roman" w:eastAsia="Times New Roman" w:hAnsi="Times New Roman"/>
+                <w:b w:val="false"/>
+                <w:bCs w:val="false"/>
+                <w:sz w:val="24"/>
+                <w:szCs w:val="24"/>
+              </w:rPr>
+              <w:t xml:space="preserve">Hypothesis: Max uses the raw lamport balance with no reserve. With less headroom the quote request itself is rejected by the aggregator with HTTP 400, and the status code is shown verbatim. The persistence at 25 percent suggests the failed quote is cached rather than re-requested when the amount changes.</w:t>
             </w:r>
           </w:p>
         </w:tc>
       </w:tr>
       <w:tr>
+        <w:trPr>
+          <w:cantSplit w:val="false"/>
+        </w:trPr>
         <w:tc>
           <w:tcPr>
             <w:tcW w:type="dxa" w:w="1984"/>
@@ -10404,7 +10211,7 @@
                 <w:sz w:val="24"/>
                 <w:szCs w:val="24"/>
               </w:rPr>
-              <w:t xml:space="preserve">Root cause</w:t>
+              <w:t xml:space="preserve">Risk</w:t>
             </w:r>
           </w:p>
         </w:tc>
@@ -10432,70 +10239,15 @@
                 <w:sz w:val="24"/>
                 <w:szCs w:val="24"/>
               </w:rPr>
-              <w:t xml:space="preserve">Hypothesis: Max uses the raw lamport balance with no reserve. With less headroom the quote request itself is rejected by the aggregator with HTTP 400, and the status code is shown verbatim. The persistence at 25 percent suggests the failed quote is cached rather than re-requested when the amount changes.</w:t>
+              <w:t xml:space="preserve">The primary sell control dead-ends for any user who sells everything, which is the common exit action. Raw HTTP codes read as a broken venue.</w:t>
             </w:r>
           </w:p>
         </w:tc>
       </w:tr>
       <w:tr>
-        <w:tc>
-          <w:tcPr>
-            <w:tcW w:type="dxa" w:w="1984"/>
-            <w:tcMar>
-              <w:top w:type="dxa" w:w="60"/>
-              <w:left w:type="dxa" w:w="100"/>
-              <w:bottom w:type="dxa" w:w="60"/>
-              <w:right w:type="dxa" w:w="100"/>
-            </w:tcMar>
-            <w:vAlign w:val="top"/>
-          </w:tcPr>
-          <w:p>
-            <w:pPr>
-              <w:spacing w:line="240"/>
-              <w:jc w:val="left"/>
-            </w:pPr>
-            <w:r>
-              <w:rPr>
-                <w:rFonts w:ascii="Times New Roman" w:cs="Times New Roman" w:eastAsia="Times New Roman" w:hAnsi="Times New Roman"/>
-                <w:b w:val="false"/>
-                <w:bCs w:val="false"/>
-                <w:sz w:val="24"/>
-                <w:szCs w:val="24"/>
-              </w:rPr>
-              <w:t xml:space="preserve">Risk</w:t>
-            </w:r>
-          </w:p>
-        </w:tc>
-        <w:tc>
-          <w:tcPr>
-            <w:tcW w:type="dxa" w:w="5953"/>
-            <w:tcMar>
-              <w:top w:type="dxa" w:w="60"/>
-              <w:left w:type="dxa" w:w="100"/>
-              <w:bottom w:type="dxa" w:w="60"/>
-              <w:right w:type="dxa" w:w="100"/>
-            </w:tcMar>
-            <w:vAlign w:val="top"/>
-          </w:tcPr>
-          <w:p>
-            <w:pPr>
-              <w:spacing w:line="240"/>
-              <w:jc w:val="left"/>
-            </w:pPr>
-            <w:r>
-              <w:rPr>
-                <w:rFonts w:ascii="Times New Roman" w:cs="Times New Roman" w:eastAsia="Times New Roman" w:hAnsi="Times New Roman"/>
-                <w:b w:val="false"/>
-                <w:bCs w:val="false"/>
-                <w:sz w:val="24"/>
-                <w:szCs w:val="24"/>
-              </w:rPr>
-              <w:t xml:space="preserve">The primary sell control dead-ends for any user who sells everything, which is the common exit action. Raw HTTP codes read as a broken venue.</w:t>
-            </w:r>
-          </w:p>
-        </w:tc>
-      </w:tr>
-      <w:tr>
+        <w:trPr>
+          <w:cantSplit w:val="false"/>
+        </w:trPr>
         <w:tc>
           <w:tcPr>
             <w:tcW w:type="dxa" w:w="1984"/>
@@ -11370,8 +11122,7 @@
     <w:p>
       <w:pPr>
         <w:keepNext/>
-        <w:pageBreakBefore/>
-        <w:spacing w:after="60" w:line="360"/>
+        <w:spacing w:after="60" w:before="240" w:line="360"/>
       </w:pPr>
       <w:r>
         <w:rPr>
@@ -11462,6 +11213,9 @@
         </w:tc>
       </w:tr>
       <w:tr>
+        <w:trPr>
+          <w:cantSplit w:val="false"/>
+        </w:trPr>
         <w:tc>
           <w:tcPr>
             <w:tcW w:type="dxa" w:w="1984"/>
@@ -11520,6 +11274,9 @@
         </w:tc>
       </w:tr>
       <w:tr>
+        <w:trPr>
+          <w:cantSplit w:val="false"/>
+        </w:trPr>
         <w:tc>
           <w:tcPr>
             <w:tcW w:type="dxa" w:w="1984"/>
@@ -11578,6 +11335,9 @@
         </w:tc>
       </w:tr>
       <w:tr>
+        <w:trPr>
+          <w:cantSplit w:val="false"/>
+        </w:trPr>
         <w:tc>
           <w:tcPr>
             <w:tcW w:type="dxa" w:w="1984"/>
@@ -11636,6 +11396,9 @@
         </w:tc>
       </w:tr>
       <w:tr>
+        <w:trPr>
+          <w:cantSplit w:val="false"/>
+        </w:trPr>
         <w:tc>
           <w:tcPr>
             <w:tcW w:type="dxa" w:w="1984"/>
@@ -11694,6 +11457,9 @@
         </w:tc>
       </w:tr>
       <w:tr>
+        <w:trPr>
+          <w:cantSplit w:val="false"/>
+        </w:trPr>
         <w:tc>
           <w:tcPr>
             <w:tcW w:type="dxa" w:w="1984"/>
@@ -11752,6 +11518,9 @@
         </w:tc>
       </w:tr>
       <w:tr>
+        <w:trPr>
+          <w:cantSplit w:val="false"/>
+        </w:trPr>
         <w:tc>
           <w:tcPr>
             <w:tcW w:type="dxa" w:w="1984"/>
@@ -11810,6 +11579,9 @@
         </w:tc>
       </w:tr>
       <w:tr>
+        <w:trPr>
+          <w:cantSplit w:val="false"/>
+        </w:trPr>
         <w:tc>
           <w:tcPr>
             <w:tcW w:type="dxa" w:w="1984"/>
@@ -11867,101 +11639,71 @@
           </w:p>
         </w:tc>
       </w:tr>
-    </w:tbl>
-    <w:p>
-      <w:pPr>
-        <w:pageBreakBefore/>
-        <w:spacing w:after="60" w:line="360"/>
-      </w:pPr>
-      <w:r>
-        <w:rPr>
-          <w:rFonts w:ascii="Times New Roman" w:cs="Times New Roman" w:eastAsia="Times New Roman" w:hAnsi="Times New Roman"/>
-          <w:sz w:val="24"/>
-          <w:szCs w:val="24"/>
-        </w:rPr>
-        <w:t xml:space="preserve">Table 9 (continued)</w:t>
-      </w:r>
-    </w:p>
-    <w:tbl>
-      <w:tblPr>
-        <w:tblW w:type="dxa" w:w="7937"/>
-        <w:tblBorders>
-          <w:top w:val="single" w:color="000000" w:sz="6"/>
-          <w:left w:val="single" w:color="000000" w:sz="6"/>
-          <w:bottom w:val="single" w:color="000000" w:sz="6"/>
-          <w:right w:val="single" w:color="000000" w:sz="6"/>
-          <w:insideH w:val="single" w:color="808080" w:sz="4"/>
-          <w:insideV w:val="single" w:color="808080" w:sz="4"/>
-        </w:tblBorders>
-      </w:tblPr>
-      <w:tblGrid>
-        <w:gridCol w:w="1984"/>
-        <w:gridCol w:w="5953"/>
-      </w:tblGrid>
       <w:tr>
         <w:trPr>
-          <w:tblHeader/>
+          <w:cantSplit w:val="false"/>
         </w:trPr>
         <w:tc>
           <w:tcPr>
             <w:tcW w:type="dxa" w:w="1984"/>
-            <w:shd w:fill="EFEFEF" w:val="clear"/>
-            <w:tcMar>
-              <w:top w:type="dxa" w:w="60"/>
-              <w:left w:type="dxa" w:w="100"/>
-              <w:bottom w:type="dxa" w:w="60"/>
-              <w:right w:type="dxa" w:w="100"/>
-            </w:tcMar>
-            <w:vAlign w:val="top"/>
-          </w:tcPr>
-          <w:p>
-            <w:pPr>
-              <w:spacing w:line="240"/>
-              <w:jc w:val="left"/>
-            </w:pPr>
-            <w:r>
-              <w:rPr>
-                <w:rFonts w:ascii="Times New Roman" w:cs="Times New Roman" w:eastAsia="Times New Roman" w:hAnsi="Times New Roman"/>
-                <w:b/>
-                <w:bCs/>
-                <w:sz w:val="24"/>
-                <w:szCs w:val="24"/>
-              </w:rPr>
-              <w:t xml:space="preserve">Item</w:t>
+            <w:tcMar>
+              <w:top w:type="dxa" w:w="60"/>
+              <w:left w:type="dxa" w:w="100"/>
+              <w:bottom w:type="dxa" w:w="60"/>
+              <w:right w:type="dxa" w:w="100"/>
+            </w:tcMar>
+            <w:vAlign w:val="top"/>
+          </w:tcPr>
+          <w:p>
+            <w:pPr>
+              <w:spacing w:line="240"/>
+              <w:jc w:val="left"/>
+            </w:pPr>
+            <w:r>
+              <w:rPr>
+                <w:rFonts w:ascii="Times New Roman" w:cs="Times New Roman" w:eastAsia="Times New Roman" w:hAnsi="Times New Roman"/>
+                <w:b w:val="false"/>
+                <w:bCs w:val="false"/>
+                <w:sz w:val="24"/>
+                <w:szCs w:val="24"/>
+              </w:rPr>
+              <w:t xml:space="preserve">Root cause</w:t>
             </w:r>
           </w:p>
         </w:tc>
         <w:tc>
           <w:tcPr>
             <w:tcW w:type="dxa" w:w="5953"/>
-            <w:shd w:fill="EFEFEF" w:val="clear"/>
-            <w:tcMar>
-              <w:top w:type="dxa" w:w="60"/>
-              <w:left w:type="dxa" w:w="100"/>
-              <w:bottom w:type="dxa" w:w="60"/>
-              <w:right w:type="dxa" w:w="100"/>
-            </w:tcMar>
-            <w:vAlign w:val="top"/>
-          </w:tcPr>
-          <w:p>
-            <w:pPr>
-              <w:spacing w:line="240"/>
-              <w:jc w:val="left"/>
-            </w:pPr>
-            <w:r>
-              <w:rPr>
-                <w:rFonts w:ascii="Times New Roman" w:cs="Times New Roman" w:eastAsia="Times New Roman" w:hAnsi="Times New Roman"/>
-                <w:b/>
-                <w:bCs/>
-                <w:sz w:val="24"/>
-                <w:szCs w:val="24"/>
-              </w:rPr>
-              <w:t xml:space="preserve">Detail</w:t>
+            <w:tcMar>
+              <w:top w:type="dxa" w:w="60"/>
+              <w:left w:type="dxa" w:w="100"/>
+              <w:bottom w:type="dxa" w:w="60"/>
+              <w:right w:type="dxa" w:w="100"/>
+            </w:tcMar>
+            <w:vAlign w:val="top"/>
+          </w:tcPr>
+          <w:p>
+            <w:pPr>
+              <w:spacing w:line="240"/>
+              <w:jc w:val="left"/>
+            </w:pPr>
+            <w:r>
+              <w:rPr>
+                <w:rFonts w:ascii="Times New Roman" w:cs="Times New Roman" w:eastAsia="Times New Roman" w:hAnsi="Times New Roman"/>
+                <w:b w:val="false"/>
+                <w:bCs w:val="false"/>
+                <w:sz w:val="24"/>
+                <w:szCs w:val="24"/>
+              </w:rPr>
+              <w:t xml:space="preserve">Hypothesis: trades stream and quote endpoint share a backend or rate limit that the chart feed does not. A degraded state exists for the trades panel but not for the order panel, so an outage renders as placeholder dashes, indistinguishable from the empty-input state.</w:t>
             </w:r>
           </w:p>
         </w:tc>
       </w:tr>
       <w:tr>
+        <w:trPr>
+          <w:cantSplit w:val="false"/>
+        </w:trPr>
         <w:tc>
           <w:tcPr>
             <w:tcW w:type="dxa" w:w="1984"/>
@@ -11986,7 +11728,7 @@
                 <w:sz w:val="24"/>
                 <w:szCs w:val="24"/>
               </w:rPr>
-              <w:t xml:space="preserve">Root cause</w:t>
+              <w:t xml:space="preserve">Risk</w:t>
             </w:r>
           </w:p>
         </w:tc>
@@ -12014,70 +11756,15 @@
                 <w:sz w:val="24"/>
                 <w:szCs w:val="24"/>
               </w:rPr>
-              <w:t xml:space="preserve">Hypothesis: trades stream and quote endpoint share a backend or rate limit that the chart feed does not. A degraded state exists for the trades panel but not for the order panel, so an outage renders as placeholder dashes, indistinguishable from the empty-input state.</w:t>
+              <w:t xml:space="preserve">A live chart is read as evidence the venue is healthy. Conflicting signals during price movement contribute to mistimed exits and to disputes attributed to fills rather than feeds.</w:t>
             </w:r>
           </w:p>
         </w:tc>
       </w:tr>
       <w:tr>
-        <w:tc>
-          <w:tcPr>
-            <w:tcW w:type="dxa" w:w="1984"/>
-            <w:tcMar>
-              <w:top w:type="dxa" w:w="60"/>
-              <w:left w:type="dxa" w:w="100"/>
-              <w:bottom w:type="dxa" w:w="60"/>
-              <w:right w:type="dxa" w:w="100"/>
-            </w:tcMar>
-            <w:vAlign w:val="top"/>
-          </w:tcPr>
-          <w:p>
-            <w:pPr>
-              <w:spacing w:line="240"/>
-              <w:jc w:val="left"/>
-            </w:pPr>
-            <w:r>
-              <w:rPr>
-                <w:rFonts w:ascii="Times New Roman" w:cs="Times New Roman" w:eastAsia="Times New Roman" w:hAnsi="Times New Roman"/>
-                <w:b w:val="false"/>
-                <w:bCs w:val="false"/>
-                <w:sz w:val="24"/>
-                <w:szCs w:val="24"/>
-              </w:rPr>
-              <w:t xml:space="preserve">Risk</w:t>
-            </w:r>
-          </w:p>
-        </w:tc>
-        <w:tc>
-          <w:tcPr>
-            <w:tcW w:type="dxa" w:w="5953"/>
-            <w:tcMar>
-              <w:top w:type="dxa" w:w="60"/>
-              <w:left w:type="dxa" w:w="100"/>
-              <w:bottom w:type="dxa" w:w="60"/>
-              <w:right w:type="dxa" w:w="100"/>
-            </w:tcMar>
-            <w:vAlign w:val="top"/>
-          </w:tcPr>
-          <w:p>
-            <w:pPr>
-              <w:spacing w:line="240"/>
-              <w:jc w:val="left"/>
-            </w:pPr>
-            <w:r>
-              <w:rPr>
-                <w:rFonts w:ascii="Times New Roman" w:cs="Times New Roman" w:eastAsia="Times New Roman" w:hAnsi="Times New Roman"/>
-                <w:b w:val="false"/>
-                <w:bCs w:val="false"/>
-                <w:sz w:val="24"/>
-                <w:szCs w:val="24"/>
-              </w:rPr>
-              <w:t xml:space="preserve">A live chart is read as evidence the venue is healthy. Conflicting signals during price movement contribute to mistimed exits and to disputes attributed to fills rather than feeds.</w:t>
-            </w:r>
-          </w:p>
-        </w:tc>
-      </w:tr>
-      <w:tr>
+        <w:trPr>
+          <w:cantSplit w:val="false"/>
+        </w:trPr>
         <w:tc>
           <w:tcPr>
             <w:tcW w:type="dxa" w:w="1984"/>
@@ -12430,8 +12117,7 @@
     <w:p>
       <w:pPr>
         <w:keepNext/>
-        <w:pageBreakBefore/>
-        <w:spacing w:after="60" w:line="360"/>
+        <w:spacing w:after="60" w:before="240" w:line="360"/>
       </w:pPr>
       <w:r>
         <w:rPr>
@@ -12522,6 +12208,9 @@
         </w:tc>
       </w:tr>
       <w:tr>
+        <w:trPr>
+          <w:cantSplit w:val="false"/>
+        </w:trPr>
         <w:tc>
           <w:tcPr>
             <w:tcW w:type="dxa" w:w="1984"/>
@@ -12580,6 +12269,9 @@
         </w:tc>
       </w:tr>
       <w:tr>
+        <w:trPr>
+          <w:cantSplit w:val="false"/>
+        </w:trPr>
         <w:tc>
           <w:tcPr>
             <w:tcW w:type="dxa" w:w="1984"/>
@@ -12638,6 +12330,9 @@
         </w:tc>
       </w:tr>
       <w:tr>
+        <w:trPr>
+          <w:cantSplit w:val="false"/>
+        </w:trPr>
         <w:tc>
           <w:tcPr>
             <w:tcW w:type="dxa" w:w="1984"/>
@@ -12696,6 +12391,9 @@
         </w:tc>
       </w:tr>
       <w:tr>
+        <w:trPr>
+          <w:cantSplit w:val="false"/>
+        </w:trPr>
         <w:tc>
           <w:tcPr>
             <w:tcW w:type="dxa" w:w="1984"/>
@@ -12754,6 +12452,9 @@
         </w:tc>
       </w:tr>
       <w:tr>
+        <w:trPr>
+          <w:cantSplit w:val="false"/>
+        </w:trPr>
         <w:tc>
           <w:tcPr>
             <w:tcW w:type="dxa" w:w="1984"/>
@@ -12812,6 +12513,9 @@
         </w:tc>
       </w:tr>
       <w:tr>
+        <w:trPr>
+          <w:cantSplit w:val="false"/>
+        </w:trPr>
         <w:tc>
           <w:tcPr>
             <w:tcW w:type="dxa" w:w="1984"/>
@@ -12870,6 +12574,9 @@
         </w:tc>
       </w:tr>
       <w:tr>
+        <w:trPr>
+          <w:cantSplit w:val="false"/>
+        </w:trPr>
         <w:tc>
           <w:tcPr>
             <w:tcW w:type="dxa" w:w="1984"/>
@@ -12927,159 +12634,71 @@
           </w:p>
         </w:tc>
       </w:tr>
-    </w:tbl>
-    <w:p>
-      <w:pPr>
-        <w:pageBreakBefore/>
-        <w:spacing w:after="60" w:line="360"/>
-      </w:pPr>
-      <w:r>
-        <w:rPr>
-          <w:rFonts w:ascii="Times New Roman" w:cs="Times New Roman" w:eastAsia="Times New Roman" w:hAnsi="Times New Roman"/>
-          <w:sz w:val="24"/>
-          <w:szCs w:val="24"/>
-        </w:rPr>
-        <w:t xml:space="preserve">Table 10 (continued)</w:t>
-      </w:r>
-    </w:p>
-    <w:tbl>
-      <w:tblPr>
-        <w:tblW w:type="dxa" w:w="7937"/>
-        <w:tblBorders>
-          <w:top w:val="single" w:color="000000" w:sz="6"/>
-          <w:left w:val="single" w:color="000000" w:sz="6"/>
-          <w:bottom w:val="single" w:color="000000" w:sz="6"/>
-          <w:right w:val="single" w:color="000000" w:sz="6"/>
-          <w:insideH w:val="single" w:color="808080" w:sz="4"/>
-          <w:insideV w:val="single" w:color="808080" w:sz="4"/>
-        </w:tblBorders>
-      </w:tblPr>
-      <w:tblGrid>
-        <w:gridCol w:w="1984"/>
-        <w:gridCol w:w="5953"/>
-      </w:tblGrid>
       <w:tr>
         <w:trPr>
-          <w:tblHeader/>
+          <w:cantSplit w:val="false"/>
         </w:trPr>
         <w:tc>
           <w:tcPr>
             <w:tcW w:type="dxa" w:w="1984"/>
-            <w:shd w:fill="EFEFEF" w:val="clear"/>
-            <w:tcMar>
-              <w:top w:type="dxa" w:w="60"/>
-              <w:left w:type="dxa" w:w="100"/>
-              <w:bottom w:type="dxa" w:w="60"/>
-              <w:right w:type="dxa" w:w="100"/>
-            </w:tcMar>
-            <w:vAlign w:val="top"/>
-          </w:tcPr>
-          <w:p>
-            <w:pPr>
-              <w:spacing w:line="240"/>
-              <w:jc w:val="left"/>
-            </w:pPr>
-            <w:r>
-              <w:rPr>
-                <w:rFonts w:ascii="Times New Roman" w:cs="Times New Roman" w:eastAsia="Times New Roman" w:hAnsi="Times New Roman"/>
-                <w:b/>
-                <w:bCs/>
-                <w:sz w:val="24"/>
-                <w:szCs w:val="24"/>
-              </w:rPr>
-              <w:t xml:space="preserve">Item</w:t>
+            <w:tcMar>
+              <w:top w:type="dxa" w:w="60"/>
+              <w:left w:type="dxa" w:w="100"/>
+              <w:bottom w:type="dxa" w:w="60"/>
+              <w:right w:type="dxa" w:w="100"/>
+            </w:tcMar>
+            <w:vAlign w:val="top"/>
+          </w:tcPr>
+          <w:p>
+            <w:pPr>
+              <w:spacing w:line="240"/>
+              <w:jc w:val="left"/>
+            </w:pPr>
+            <w:r>
+              <w:rPr>
+                <w:rFonts w:ascii="Times New Roman" w:cs="Times New Roman" w:eastAsia="Times New Roman" w:hAnsi="Times New Roman"/>
+                <w:b w:val="false"/>
+                <w:bCs w:val="false"/>
+                <w:sz w:val="24"/>
+                <w:szCs w:val="24"/>
+              </w:rPr>
+              <w:t xml:space="preserve">Risk</w:t>
             </w:r>
           </w:p>
         </w:tc>
         <w:tc>
           <w:tcPr>
             <w:tcW w:type="dxa" w:w="5953"/>
-            <w:shd w:fill="EFEFEF" w:val="clear"/>
-            <w:tcMar>
-              <w:top w:type="dxa" w:w="60"/>
-              <w:left w:type="dxa" w:w="100"/>
-              <w:bottom w:type="dxa" w:w="60"/>
-              <w:right w:type="dxa" w:w="100"/>
-            </w:tcMar>
-            <w:vAlign w:val="top"/>
-          </w:tcPr>
-          <w:p>
-            <w:pPr>
-              <w:spacing w:line="240"/>
-              <w:jc w:val="left"/>
-            </w:pPr>
-            <w:r>
-              <w:rPr>
-                <w:rFonts w:ascii="Times New Roman" w:cs="Times New Roman" w:eastAsia="Times New Roman" w:hAnsi="Times New Roman"/>
-                <w:b/>
-                <w:bCs/>
-                <w:sz w:val="24"/>
-                <w:szCs w:val="24"/>
-              </w:rPr>
-              <w:t xml:space="preserve">Detail</w:t>
+            <w:tcMar>
+              <w:top w:type="dxa" w:w="60"/>
+              <w:left w:type="dxa" w:w="100"/>
+              <w:bottom w:type="dxa" w:w="60"/>
+              <w:right w:type="dxa" w:w="100"/>
+            </w:tcMar>
+            <w:vAlign w:val="top"/>
+          </w:tcPr>
+          <w:p>
+            <w:pPr>
+              <w:spacing w:line="240"/>
+              <w:jc w:val="left"/>
+            </w:pPr>
+            <w:r>
+              <w:rPr>
+                <w:rFonts w:ascii="Times New Roman" w:cs="Times New Roman" w:eastAsia="Times New Roman" w:hAnsi="Times New Roman"/>
+                <w:b w:val="false"/>
+                <w:bCs w:val="false"/>
+                <w:sz w:val="24"/>
+                <w:szCs w:val="24"/>
+              </w:rPr>
+              <w:t xml:space="preserve">Users resubmit when figures do not update. Combined with A-01, which leaves the action enabled, this permits a duplicate real order. That outcome meets the P0 definition.</w:t>
             </w:r>
           </w:p>
         </w:tc>
       </w:tr>
       <w:tr>
-        <w:tc>
-          <w:tcPr>
-            <w:tcW w:type="dxa" w:w="1984"/>
-            <w:tcMar>
-              <w:top w:type="dxa" w:w="60"/>
-              <w:left w:type="dxa" w:w="100"/>
-              <w:bottom w:type="dxa" w:w="60"/>
-              <w:right w:type="dxa" w:w="100"/>
-            </w:tcMar>
-            <w:vAlign w:val="top"/>
-          </w:tcPr>
-          <w:p>
-            <w:pPr>
-              <w:spacing w:line="240"/>
-              <w:jc w:val="left"/>
-            </w:pPr>
-            <w:r>
-              <w:rPr>
-                <w:rFonts w:ascii="Times New Roman" w:cs="Times New Roman" w:eastAsia="Times New Roman" w:hAnsi="Times New Roman"/>
-                <w:b w:val="false"/>
-                <w:bCs w:val="false"/>
-                <w:sz w:val="24"/>
-                <w:szCs w:val="24"/>
-              </w:rPr>
-              <w:t xml:space="preserve">Risk</w:t>
-            </w:r>
-          </w:p>
-        </w:tc>
-        <w:tc>
-          <w:tcPr>
-            <w:tcW w:type="dxa" w:w="5953"/>
-            <w:tcMar>
-              <w:top w:type="dxa" w:w="60"/>
-              <w:left w:type="dxa" w:w="100"/>
-              <w:bottom w:type="dxa" w:w="60"/>
-              <w:right w:type="dxa" w:w="100"/>
-            </w:tcMar>
-            <w:vAlign w:val="top"/>
-          </w:tcPr>
-          <w:p>
-            <w:pPr>
-              <w:spacing w:line="240"/>
-              <w:jc w:val="left"/>
-            </w:pPr>
-            <w:r>
-              <w:rPr>
-                <w:rFonts w:ascii="Times New Roman" w:cs="Times New Roman" w:eastAsia="Times New Roman" w:hAnsi="Times New Roman"/>
-                <w:b w:val="false"/>
-                <w:bCs w:val="false"/>
-                <w:sz w:val="24"/>
-                <w:szCs w:val="24"/>
-              </w:rPr>
-              <w:t xml:space="preserve">Users resubmit when figures do not update. Combined with A-01, which leaves the action enabled, this permits a duplicate real order. That outcome meets the P0 definition.</w:t>
-            </w:r>
-          </w:p>
-        </w:tc>
-      </w:tr>
-      <w:tr>
+        <w:trPr>
+          <w:cantSplit w:val="false"/>
+        </w:trPr>
         <w:tc>
           <w:tcPr>
             <w:tcW w:type="dxa" w:w="1984"/>
@@ -13693,8 +13312,7 @@
     <w:p>
       <w:pPr>
         <w:keepNext/>
-        <w:pageBreakBefore/>
-        <w:spacing w:after="60" w:line="360"/>
+        <w:spacing w:after="60" w:before="240" w:line="360"/>
       </w:pPr>
       <w:r>
         <w:rPr>
@@ -13785,6 +13403,9 @@
         </w:tc>
       </w:tr>
       <w:tr>
+        <w:trPr>
+          <w:cantSplit w:val="false"/>
+        </w:trPr>
         <w:tc>
           <w:tcPr>
             <w:tcW w:type="dxa" w:w="1984"/>
@@ -13843,6 +13464,9 @@
         </w:tc>
       </w:tr>
       <w:tr>
+        <w:trPr>
+          <w:cantSplit w:val="false"/>
+        </w:trPr>
         <w:tc>
           <w:tcPr>
             <w:tcW w:type="dxa" w:w="1984"/>
@@ -13901,6 +13525,9 @@
         </w:tc>
       </w:tr>
       <w:tr>
+        <w:trPr>
+          <w:cantSplit w:val="false"/>
+        </w:trPr>
         <w:tc>
           <w:tcPr>
             <w:tcW w:type="dxa" w:w="1984"/>
@@ -13959,6 +13586,9 @@
         </w:tc>
       </w:tr>
       <w:tr>
+        <w:trPr>
+          <w:cantSplit w:val="false"/>
+        </w:trPr>
         <w:tc>
           <w:tcPr>
             <w:tcW w:type="dxa" w:w="1984"/>
@@ -14017,6 +13647,9 @@
         </w:tc>
       </w:tr>
       <w:tr>
+        <w:trPr>
+          <w:cantSplit w:val="false"/>
+        </w:trPr>
         <w:tc>
           <w:tcPr>
             <w:tcW w:type="dxa" w:w="1984"/>
@@ -14074,101 +13707,71 @@
           </w:p>
         </w:tc>
       </w:tr>
-    </w:tbl>
-    <w:p>
-      <w:pPr>
-        <w:pageBreakBefore/>
-        <w:spacing w:after="60" w:line="360"/>
-      </w:pPr>
-      <w:r>
-        <w:rPr>
-          <w:rFonts w:ascii="Times New Roman" w:cs="Times New Roman" w:eastAsia="Times New Roman" w:hAnsi="Times New Roman"/>
-          <w:sz w:val="24"/>
-          <w:szCs w:val="24"/>
-        </w:rPr>
-        <w:t xml:space="preserve">Table 11 (continued)</w:t>
-      </w:r>
-    </w:p>
-    <w:tbl>
-      <w:tblPr>
-        <w:tblW w:type="dxa" w:w="7937"/>
-        <w:tblBorders>
-          <w:top w:val="single" w:color="000000" w:sz="6"/>
-          <w:left w:val="single" w:color="000000" w:sz="6"/>
-          <w:bottom w:val="single" w:color="000000" w:sz="6"/>
-          <w:right w:val="single" w:color="000000" w:sz="6"/>
-          <w:insideH w:val="single" w:color="808080" w:sz="4"/>
-          <w:insideV w:val="single" w:color="808080" w:sz="4"/>
-        </w:tblBorders>
-      </w:tblPr>
-      <w:tblGrid>
-        <w:gridCol w:w="1984"/>
-        <w:gridCol w:w="5953"/>
-      </w:tblGrid>
       <w:tr>
         <w:trPr>
-          <w:tblHeader/>
+          <w:cantSplit w:val="false"/>
         </w:trPr>
         <w:tc>
           <w:tcPr>
             <w:tcW w:type="dxa" w:w="1984"/>
-            <w:shd w:fill="EFEFEF" w:val="clear"/>
-            <w:tcMar>
-              <w:top w:type="dxa" w:w="60"/>
-              <w:left w:type="dxa" w:w="100"/>
-              <w:bottom w:type="dxa" w:w="60"/>
-              <w:right w:type="dxa" w:w="100"/>
-            </w:tcMar>
-            <w:vAlign w:val="top"/>
-          </w:tcPr>
-          <w:p>
-            <w:pPr>
-              <w:spacing w:line="240"/>
-              <w:jc w:val="left"/>
-            </w:pPr>
-            <w:r>
-              <w:rPr>
-                <w:rFonts w:ascii="Times New Roman" w:cs="Times New Roman" w:eastAsia="Times New Roman" w:hAnsi="Times New Roman"/>
-                <w:b/>
-                <w:bCs/>
-                <w:sz w:val="24"/>
-                <w:szCs w:val="24"/>
-              </w:rPr>
-              <w:t xml:space="preserve">Item</w:t>
+            <w:tcMar>
+              <w:top w:type="dxa" w:w="60"/>
+              <w:left w:type="dxa" w:w="100"/>
+              <w:bottom w:type="dxa" w:w="60"/>
+              <w:right w:type="dxa" w:w="100"/>
+            </w:tcMar>
+            <w:vAlign w:val="top"/>
+          </w:tcPr>
+          <w:p>
+            <w:pPr>
+              <w:spacing w:line="240"/>
+              <w:jc w:val="left"/>
+            </w:pPr>
+            <w:r>
+              <w:rPr>
+                <w:rFonts w:ascii="Times New Roman" w:cs="Times New Roman" w:eastAsia="Times New Roman" w:hAnsi="Times New Roman"/>
+                <w:b w:val="false"/>
+                <w:bCs w:val="false"/>
+                <w:sz w:val="24"/>
+                <w:szCs w:val="24"/>
+              </w:rPr>
+              <w:t xml:space="preserve">Actual</w:t>
             </w:r>
           </w:p>
         </w:tc>
         <w:tc>
           <w:tcPr>
             <w:tcW w:type="dxa" w:w="5953"/>
-            <w:shd w:fill="EFEFEF" w:val="clear"/>
-            <w:tcMar>
-              <w:top w:type="dxa" w:w="60"/>
-              <w:left w:type="dxa" w:w="100"/>
-              <w:bottom w:type="dxa" w:w="60"/>
-              <w:right w:type="dxa" w:w="100"/>
-            </w:tcMar>
-            <w:vAlign w:val="top"/>
-          </w:tcPr>
-          <w:p>
-            <w:pPr>
-              <w:spacing w:line="240"/>
-              <w:jc w:val="left"/>
-            </w:pPr>
-            <w:r>
-              <w:rPr>
-                <w:rFonts w:ascii="Times New Roman" w:cs="Times New Roman" w:eastAsia="Times New Roman" w:hAnsi="Times New Roman"/>
-                <w:b/>
-                <w:bCs/>
-                <w:sz w:val="24"/>
-                <w:szCs w:val="24"/>
-              </w:rPr>
-              <w:t xml:space="preserve">Detail</w:t>
+            <w:tcMar>
+              <w:top w:type="dxa" w:w="60"/>
+              <w:left w:type="dxa" w:w="100"/>
+              <w:bottom w:type="dxa" w:w="60"/>
+              <w:right w:type="dxa" w:w="100"/>
+            </w:tcMar>
+            <w:vAlign w:val="top"/>
+          </w:tcPr>
+          <w:p>
+            <w:pPr>
+              <w:spacing w:line="240"/>
+              <w:jc w:val="left"/>
+            </w:pPr>
+            <w:r>
+              <w:rPr>
+                <w:rFonts w:ascii="Times New Roman" w:cs="Times New Roman" w:eastAsia="Times New Roman" w:hAnsi="Times New Roman"/>
+                <w:b w:val="false"/>
+                <w:bCs w:val="false"/>
+                <w:sz w:val="24"/>
+                <w:szCs w:val="24"/>
+              </w:rPr>
+              <w:t xml:space="preserve">00:46:49: the positions area reads Could not verify Phoenix registration. Phoenix trader state 429 with a Retry link. At the same moment the ticket falls back to the unregistered state: Deposit USDC to trade, Available to Trade $0.00, Positions (0), order leverage blank. 00:46:57: the state is back, Available to Trade $9.95, Positions (1), leverage 25.0x. The screenshots do not show whether Retry was tapped; the tester reports the page does not refresh on its own and positions are often unreadable.</w:t>
             </w:r>
           </w:p>
         </w:tc>
       </w:tr>
       <w:tr>
+        <w:trPr>
+          <w:cantSplit w:val="false"/>
+        </w:trPr>
         <w:tc>
           <w:tcPr>
             <w:tcW w:type="dxa" w:w="1984"/>
@@ -14193,7 +13796,7 @@
                 <w:sz w:val="24"/>
                 <w:szCs w:val="24"/>
               </w:rPr>
-              <w:t xml:space="preserve">Actual</w:t>
+              <w:t xml:space="preserve">Frequency</w:t>
             </w:r>
           </w:p>
         </w:tc>
@@ -14221,12 +13824,15 @@
                 <w:sz w:val="24"/>
                 <w:szCs w:val="24"/>
               </w:rPr>
-              <w:t xml:space="preserve">00:46:49: the positions area reads Could not verify Phoenix registration. Phoenix trader state 429 with a Retry link. At the same moment the ticket falls back to the unregistered state: Deposit USDC to trade, Available to Trade $0.00, Positions (0), order leverage blank. 00:46:57: the state is back, Available to Trade $9.95, Positions (1), leverage 25.0x. The screenshots do not show whether Retry was tapped; the tester reports the page does not refresh on its own and positions are often unreadable.</w:t>
+              <w:t xml:space="preserve">Reported as frequent by the tester. 2 captures on 14 Sep 2026, at 00:46 and 13:57 (mobile layout, filter All). The same 429 appears in A-05 (Rec5 01:36) on a different day.</w:t>
             </w:r>
           </w:p>
         </w:tc>
       </w:tr>
       <w:tr>
+        <w:trPr>
+          <w:cantSplit w:val="false"/>
+        </w:trPr>
         <w:tc>
           <w:tcPr>
             <w:tcW w:type="dxa" w:w="1984"/>
@@ -14251,7 +13857,7 @@
                 <w:sz w:val="24"/>
                 <w:szCs w:val="24"/>
               </w:rPr>
-              <w:t xml:space="preserve">Frequency</w:t>
+              <w:t xml:space="preserve">Root cause</w:t>
             </w:r>
           </w:p>
         </w:tc>
@@ -14279,12 +13885,15 @@
                 <w:sz w:val="24"/>
                 <w:szCs w:val="24"/>
               </w:rPr>
-              <w:t xml:space="preserve">Reported as frequent by the tester. 2 captures on 14 Sep 2026, at 00:46 and 13:57 (mobile layout, filter All). The same 429 appears in A-05 (Rec5 01:36) on a different day.</w:t>
+              <w:t xml:space="preserve">The trader state endpoint (or the RPC behind it) is rate limited, and the client treats the failed read as "not registered, no collateral, no positions" instead of "unknown". No automatic retry is scheduled. The recurrence on 13 and 14 September makes this the likely common cause behind A-05 hypothesis B.</w:t>
             </w:r>
           </w:p>
         </w:tc>
       </w:tr>
       <w:tr>
+        <w:trPr>
+          <w:cantSplit w:val="false"/>
+        </w:trPr>
         <w:tc>
           <w:tcPr>
             <w:tcW w:type="dxa" w:w="1984"/>
@@ -14309,7 +13918,7 @@
                 <w:sz w:val="24"/>
                 <w:szCs w:val="24"/>
               </w:rPr>
-              <w:t xml:space="preserve">Root cause</w:t>
+              <w:t xml:space="preserve">Risk</w:t>
             </w:r>
           </w:p>
         </w:tc>
@@ -14337,70 +13946,15 @@
                 <w:sz w:val="24"/>
                 <w:szCs w:val="24"/>
               </w:rPr>
-              <w:t xml:space="preserve">The trader state endpoint (or the RPC behind it) is rate limited, and the client treats the failed read as "not registered, no collateral, no positions" instead of "unknown". No automatic retry is scheduled. The recurrence on 13 and 14 September makes this the likely common cause behind A-05 hypothesis B.</w:t>
+              <w:t xml:space="preserve">During the error the account shows zero balance and zero positions while a leveraged position is open, so the user cannot monitor or close it. A user who believes the account is unregistered may register or deposit again. Workaround: Retry or reload.</w:t>
             </w:r>
           </w:p>
         </w:tc>
       </w:tr>
       <w:tr>
-        <w:tc>
-          <w:tcPr>
-            <w:tcW w:type="dxa" w:w="1984"/>
-            <w:tcMar>
-              <w:top w:type="dxa" w:w="60"/>
-              <w:left w:type="dxa" w:w="100"/>
-              <w:bottom w:type="dxa" w:w="60"/>
-              <w:right w:type="dxa" w:w="100"/>
-            </w:tcMar>
-            <w:vAlign w:val="top"/>
-          </w:tcPr>
-          <w:p>
-            <w:pPr>
-              <w:spacing w:line="240"/>
-              <w:jc w:val="left"/>
-            </w:pPr>
-            <w:r>
-              <w:rPr>
-                <w:rFonts w:ascii="Times New Roman" w:cs="Times New Roman" w:eastAsia="Times New Roman" w:hAnsi="Times New Roman"/>
-                <w:b w:val="false"/>
-                <w:bCs w:val="false"/>
-                <w:sz w:val="24"/>
-                <w:szCs w:val="24"/>
-              </w:rPr>
-              <w:t xml:space="preserve">Risk</w:t>
-            </w:r>
-          </w:p>
-        </w:tc>
-        <w:tc>
-          <w:tcPr>
-            <w:tcW w:type="dxa" w:w="5953"/>
-            <w:tcMar>
-              <w:top w:type="dxa" w:w="60"/>
-              <w:left w:type="dxa" w:w="100"/>
-              <w:bottom w:type="dxa" w:w="60"/>
-              <w:right w:type="dxa" w:w="100"/>
-            </w:tcMar>
-            <w:vAlign w:val="top"/>
-          </w:tcPr>
-          <w:p>
-            <w:pPr>
-              <w:spacing w:line="240"/>
-              <w:jc w:val="left"/>
-            </w:pPr>
-            <w:r>
-              <w:rPr>
-                <w:rFonts w:ascii="Times New Roman" w:cs="Times New Roman" w:eastAsia="Times New Roman" w:hAnsi="Times New Roman"/>
-                <w:b w:val="false"/>
-                <w:bCs w:val="false"/>
-                <w:sz w:val="24"/>
-                <w:szCs w:val="24"/>
-              </w:rPr>
-              <w:t xml:space="preserve">During the error the account shows zero balance and zero positions while a leveraged position is open, so the user cannot monitor or close it. A user who believes the account is unregistered may register or deposit again. Workaround: Retry or reload.</w:t>
-            </w:r>
-          </w:p>
-        </w:tc>
-      </w:tr>
-      <w:tr>
+        <w:trPr>
+          <w:cantSplit w:val="false"/>
+        </w:trPr>
         <w:tc>
           <w:tcPr>
             <w:tcW w:type="dxa" w:w="1984"/>
@@ -15275,8 +14829,7 @@
     <w:p>
       <w:pPr>
         <w:keepNext/>
-        <w:pageBreakBefore/>
-        <w:spacing w:after="60" w:line="360"/>
+        <w:spacing w:after="60" w:before="240" w:line="360"/>
       </w:pPr>
       <w:r>
         <w:rPr>
@@ -15367,6 +14920,9 @@
         </w:tc>
       </w:tr>
       <w:tr>
+        <w:trPr>
+          <w:cantSplit w:val="false"/>
+        </w:trPr>
         <w:tc>
           <w:tcPr>
             <w:tcW w:type="dxa" w:w="1984"/>
@@ -15425,6 +14981,9 @@
         </w:tc>
       </w:tr>
       <w:tr>
+        <w:trPr>
+          <w:cantSplit w:val="false"/>
+        </w:trPr>
         <w:tc>
           <w:tcPr>
             <w:tcW w:type="dxa" w:w="1984"/>
@@ -15483,6 +15042,9 @@
         </w:tc>
       </w:tr>
       <w:tr>
+        <w:trPr>
+          <w:cantSplit w:val="false"/>
+        </w:trPr>
         <w:tc>
           <w:tcPr>
             <w:tcW w:type="dxa" w:w="1984"/>
@@ -15541,6 +15103,9 @@
         </w:tc>
       </w:tr>
       <w:tr>
+        <w:trPr>
+          <w:cantSplit w:val="false"/>
+        </w:trPr>
         <w:tc>
           <w:tcPr>
             <w:tcW w:type="dxa" w:w="1984"/>
@@ -15599,6 +15164,9 @@
         </w:tc>
       </w:tr>
       <w:tr>
+        <w:trPr>
+          <w:cantSplit w:val="false"/>
+        </w:trPr>
         <w:tc>
           <w:tcPr>
             <w:tcW w:type="dxa" w:w="1984"/>
@@ -15657,6 +15225,9 @@
         </w:tc>
       </w:tr>
       <w:tr>
+        <w:trPr>
+          <w:cantSplit w:val="false"/>
+        </w:trPr>
         <w:tc>
           <w:tcPr>
             <w:tcW w:type="dxa" w:w="1984"/>
@@ -15715,6 +15286,9 @@
         </w:tc>
       </w:tr>
       <w:tr>
+        <w:trPr>
+          <w:cantSplit w:val="false"/>
+        </w:trPr>
         <w:tc>
           <w:tcPr>
             <w:tcW w:type="dxa" w:w="1984"/>
@@ -15772,101 +15346,71 @@
           </w:p>
         </w:tc>
       </w:tr>
-    </w:tbl>
-    <w:p>
-      <w:pPr>
-        <w:pageBreakBefore/>
-        <w:spacing w:after="60" w:line="360"/>
-      </w:pPr>
-      <w:r>
-        <w:rPr>
-          <w:rFonts w:ascii="Times New Roman" w:cs="Times New Roman" w:eastAsia="Times New Roman" w:hAnsi="Times New Roman"/>
-          <w:sz w:val="24"/>
-          <w:szCs w:val="24"/>
-        </w:rPr>
-        <w:t xml:space="preserve">Table 12 (continued)</w:t>
-      </w:r>
-    </w:p>
-    <w:tbl>
-      <w:tblPr>
-        <w:tblW w:type="dxa" w:w="7937"/>
-        <w:tblBorders>
-          <w:top w:val="single" w:color="000000" w:sz="6"/>
-          <w:left w:val="single" w:color="000000" w:sz="6"/>
-          <w:bottom w:val="single" w:color="000000" w:sz="6"/>
-          <w:right w:val="single" w:color="000000" w:sz="6"/>
-          <w:insideH w:val="single" w:color="808080" w:sz="4"/>
-          <w:insideV w:val="single" w:color="808080" w:sz="4"/>
-        </w:tblBorders>
-      </w:tblPr>
-      <w:tblGrid>
-        <w:gridCol w:w="1984"/>
-        <w:gridCol w:w="5953"/>
-      </w:tblGrid>
       <w:tr>
         <w:trPr>
-          <w:tblHeader/>
+          <w:cantSplit w:val="false"/>
         </w:trPr>
         <w:tc>
           <w:tcPr>
             <w:tcW w:type="dxa" w:w="1984"/>
-            <w:shd w:fill="EFEFEF" w:val="clear"/>
-            <w:tcMar>
-              <w:top w:type="dxa" w:w="60"/>
-              <w:left w:type="dxa" w:w="100"/>
-              <w:bottom w:type="dxa" w:w="60"/>
-              <w:right w:type="dxa" w:w="100"/>
-            </w:tcMar>
-            <w:vAlign w:val="top"/>
-          </w:tcPr>
-          <w:p>
-            <w:pPr>
-              <w:spacing w:line="240"/>
-              <w:jc w:val="left"/>
-            </w:pPr>
-            <w:r>
-              <w:rPr>
-                <w:rFonts w:ascii="Times New Roman" w:cs="Times New Roman" w:eastAsia="Times New Roman" w:hAnsi="Times New Roman"/>
-                <w:b/>
-                <w:bCs/>
-                <w:sz w:val="24"/>
-                <w:szCs w:val="24"/>
-              </w:rPr>
-              <w:t xml:space="preserve">Item</w:t>
+            <w:tcMar>
+              <w:top w:type="dxa" w:w="60"/>
+              <w:left w:type="dxa" w:w="100"/>
+              <w:bottom w:type="dxa" w:w="60"/>
+              <w:right w:type="dxa" w:w="100"/>
+            </w:tcMar>
+            <w:vAlign w:val="top"/>
+          </w:tcPr>
+          <w:p>
+            <w:pPr>
+              <w:spacing w:line="240"/>
+              <w:jc w:val="left"/>
+            </w:pPr>
+            <w:r>
+              <w:rPr>
+                <w:rFonts w:ascii="Times New Roman" w:cs="Times New Roman" w:eastAsia="Times New Roman" w:hAnsi="Times New Roman"/>
+                <w:b w:val="false"/>
+                <w:bCs w:val="false"/>
+                <w:sz w:val="24"/>
+                <w:szCs w:val="24"/>
+              </w:rPr>
+              <w:t xml:space="preserve">Root cause</w:t>
             </w:r>
           </w:p>
         </w:tc>
         <w:tc>
           <w:tcPr>
             <w:tcW w:type="dxa" w:w="5953"/>
-            <w:shd w:fill="EFEFEF" w:val="clear"/>
-            <w:tcMar>
-              <w:top w:type="dxa" w:w="60"/>
-              <w:left w:type="dxa" w:w="100"/>
-              <w:bottom w:type="dxa" w:w="60"/>
-              <w:right w:type="dxa" w:w="100"/>
-            </w:tcMar>
-            <w:vAlign w:val="top"/>
-          </w:tcPr>
-          <w:p>
-            <w:pPr>
-              <w:spacing w:line="240"/>
-              <w:jc w:val="left"/>
-            </w:pPr>
-            <w:r>
-              <w:rPr>
-                <w:rFonts w:ascii="Times New Roman" w:cs="Times New Roman" w:eastAsia="Times New Roman" w:hAnsi="Times New Roman"/>
-                <w:b/>
-                <w:bCs/>
-                <w:sz w:val="24"/>
-                <w:szCs w:val="24"/>
-              </w:rPr>
-              <w:t xml:space="preserve">Detail</w:t>
+            <w:tcMar>
+              <w:top w:type="dxa" w:w="60"/>
+              <w:left w:type="dxa" w:w="100"/>
+              <w:bottom w:type="dxa" w:w="60"/>
+              <w:right w:type="dxa" w:w="100"/>
+            </w:tcMar>
+            <w:vAlign w:val="top"/>
+          </w:tcPr>
+          <w:p>
+            <w:pPr>
+              <w:spacing w:line="240"/>
+              <w:jc w:val="left"/>
+            </w:pPr>
+            <w:r>
+              <w:rPr>
+                <w:rFonts w:ascii="Times New Roman" w:cs="Times New Roman" w:eastAsia="Times New Roman" w:hAnsi="Times New Roman"/>
+                <w:b w:val="false"/>
+                <w:bCs w:val="false"/>
+                <w:sz w:val="24"/>
+                <w:szCs w:val="24"/>
+              </w:rPr>
+              <w:t xml:space="preserve">Hypothesis: the markets request fails or times out and the empty response is rendered through the empty-state branch. The All category cannot legitimately be empty, so this is a failed fetch displayed as data.</w:t>
             </w:r>
           </w:p>
         </w:tc>
       </w:tr>
       <w:tr>
+        <w:trPr>
+          <w:cantSplit w:val="false"/>
+        </w:trPr>
         <w:tc>
           <w:tcPr>
             <w:tcW w:type="dxa" w:w="1984"/>
@@ -15891,7 +15435,7 @@
                 <w:sz w:val="24"/>
                 <w:szCs w:val="24"/>
               </w:rPr>
-              <w:t xml:space="preserve">Root cause</w:t>
+              <w:t xml:space="preserve">Risk</w:t>
             </w:r>
           </w:p>
         </w:tc>
@@ -15919,70 +15463,15 @@
                 <w:sz w:val="24"/>
                 <w:szCs w:val="24"/>
               </w:rPr>
-              <w:t xml:space="preserve">Hypothesis: the markets request fails or times out and the empty response is rendered through the empty-state branch. The All category cannot legitimately be empty, so this is a failed fetch displayed as data.</w:t>
+              <w:t xml:space="preserve">Users conclude markets were delisted. Workaround: reload.</w:t>
             </w:r>
           </w:p>
         </w:tc>
       </w:tr>
       <w:tr>
-        <w:tc>
-          <w:tcPr>
-            <w:tcW w:type="dxa" w:w="1984"/>
-            <w:tcMar>
-              <w:top w:type="dxa" w:w="60"/>
-              <w:left w:type="dxa" w:w="100"/>
-              <w:bottom w:type="dxa" w:w="60"/>
-              <w:right w:type="dxa" w:w="100"/>
-            </w:tcMar>
-            <w:vAlign w:val="top"/>
-          </w:tcPr>
-          <w:p>
-            <w:pPr>
-              <w:spacing w:line="240"/>
-              <w:jc w:val="left"/>
-            </w:pPr>
-            <w:r>
-              <w:rPr>
-                <w:rFonts w:ascii="Times New Roman" w:cs="Times New Roman" w:eastAsia="Times New Roman" w:hAnsi="Times New Roman"/>
-                <w:b w:val="false"/>
-                <w:bCs w:val="false"/>
-                <w:sz w:val="24"/>
-                <w:szCs w:val="24"/>
-              </w:rPr>
-              <w:t xml:space="preserve">Risk</w:t>
-            </w:r>
-          </w:p>
-        </w:tc>
-        <w:tc>
-          <w:tcPr>
-            <w:tcW w:type="dxa" w:w="5953"/>
-            <w:tcMar>
-              <w:top w:type="dxa" w:w="60"/>
-              <w:left w:type="dxa" w:w="100"/>
-              <w:bottom w:type="dxa" w:w="60"/>
-              <w:right w:type="dxa" w:w="100"/>
-            </w:tcMar>
-            <w:vAlign w:val="top"/>
-          </w:tcPr>
-          <w:p>
-            <w:pPr>
-              <w:spacing w:line="240"/>
-              <w:jc w:val="left"/>
-            </w:pPr>
-            <w:r>
-              <w:rPr>
-                <w:rFonts w:ascii="Times New Roman" w:cs="Times New Roman" w:eastAsia="Times New Roman" w:hAnsi="Times New Roman"/>
-                <w:b w:val="false"/>
-                <w:bCs w:val="false"/>
-                <w:sz w:val="24"/>
-                <w:szCs w:val="24"/>
-              </w:rPr>
-              <w:t xml:space="preserve">Users conclude markets were delisted. Workaround: reload.</w:t>
-            </w:r>
-          </w:p>
-        </w:tc>
-      </w:tr>
-      <w:tr>
+        <w:trPr>
+          <w:cantSplit w:val="false"/>
+        </w:trPr>
         <w:tc>
           <w:tcPr>
             <w:tcW w:type="dxa" w:w="1984"/>
@@ -16596,8 +16085,7 @@
     <w:p>
       <w:pPr>
         <w:keepNext/>
-        <w:pageBreakBefore/>
-        <w:spacing w:after="60" w:line="360"/>
+        <w:spacing w:after="60" w:before="240" w:line="360"/>
       </w:pPr>
       <w:r>
         <w:rPr>
@@ -16688,6 +16176,9 @@
         </w:tc>
       </w:tr>
       <w:tr>
+        <w:trPr>
+          <w:cantSplit w:val="false"/>
+        </w:trPr>
         <w:tc>
           <w:tcPr>
             <w:tcW w:type="dxa" w:w="1984"/>
@@ -16746,6 +16237,9 @@
         </w:tc>
       </w:tr>
       <w:tr>
+        <w:trPr>
+          <w:cantSplit w:val="false"/>
+        </w:trPr>
         <w:tc>
           <w:tcPr>
             <w:tcW w:type="dxa" w:w="1984"/>
@@ -16804,6 +16298,9 @@
         </w:tc>
       </w:tr>
       <w:tr>
+        <w:trPr>
+          <w:cantSplit w:val="false"/>
+        </w:trPr>
         <w:tc>
           <w:tcPr>
             <w:tcW w:type="dxa" w:w="1984"/>
@@ -16862,6 +16359,9 @@
         </w:tc>
       </w:tr>
       <w:tr>
+        <w:trPr>
+          <w:cantSplit w:val="false"/>
+        </w:trPr>
         <w:tc>
           <w:tcPr>
             <w:tcW w:type="dxa" w:w="1984"/>
@@ -16920,6 +16420,9 @@
         </w:tc>
       </w:tr>
       <w:tr>
+        <w:trPr>
+          <w:cantSplit w:val="false"/>
+        </w:trPr>
         <w:tc>
           <w:tcPr>
             <w:tcW w:type="dxa" w:w="1984"/>
@@ -16978,6 +16481,9 @@
         </w:tc>
       </w:tr>
       <w:tr>
+        <w:trPr>
+          <w:cantSplit w:val="false"/>
+        </w:trPr>
         <w:tc>
           <w:tcPr>
             <w:tcW w:type="dxa" w:w="1984"/>
@@ -17036,6 +16542,9 @@
         </w:tc>
       </w:tr>
       <w:tr>
+        <w:trPr>
+          <w:cantSplit w:val="false"/>
+        </w:trPr>
         <w:tc>
           <w:tcPr>
             <w:tcW w:type="dxa" w:w="1984"/>
@@ -17093,101 +16602,71 @@
           </w:p>
         </w:tc>
       </w:tr>
-    </w:tbl>
-    <w:p>
-      <w:pPr>
-        <w:pageBreakBefore/>
-        <w:spacing w:after="60" w:line="360"/>
-      </w:pPr>
-      <w:r>
-        <w:rPr>
-          <w:rFonts w:ascii="Times New Roman" w:cs="Times New Roman" w:eastAsia="Times New Roman" w:hAnsi="Times New Roman"/>
-          <w:sz w:val="24"/>
-          <w:szCs w:val="24"/>
-        </w:rPr>
-        <w:t xml:space="preserve">Table 13 (continued)</w:t>
-      </w:r>
-    </w:p>
-    <w:tbl>
-      <w:tblPr>
-        <w:tblW w:type="dxa" w:w="7937"/>
-        <w:tblBorders>
-          <w:top w:val="single" w:color="000000" w:sz="6"/>
-          <w:left w:val="single" w:color="000000" w:sz="6"/>
-          <w:bottom w:val="single" w:color="000000" w:sz="6"/>
-          <w:right w:val="single" w:color="000000" w:sz="6"/>
-          <w:insideH w:val="single" w:color="808080" w:sz="4"/>
-          <w:insideV w:val="single" w:color="808080" w:sz="4"/>
-        </w:tblBorders>
-      </w:tblPr>
-      <w:tblGrid>
-        <w:gridCol w:w="1984"/>
-        <w:gridCol w:w="5953"/>
-      </w:tblGrid>
       <w:tr>
         <w:trPr>
-          <w:tblHeader/>
+          <w:cantSplit w:val="false"/>
         </w:trPr>
         <w:tc>
           <w:tcPr>
             <w:tcW w:type="dxa" w:w="1984"/>
-            <w:shd w:fill="EFEFEF" w:val="clear"/>
-            <w:tcMar>
-              <w:top w:type="dxa" w:w="60"/>
-              <w:left w:type="dxa" w:w="100"/>
-              <w:bottom w:type="dxa" w:w="60"/>
-              <w:right w:type="dxa" w:w="100"/>
-            </w:tcMar>
-            <w:vAlign w:val="top"/>
-          </w:tcPr>
-          <w:p>
-            <w:pPr>
-              <w:spacing w:line="240"/>
-              <w:jc w:val="left"/>
-            </w:pPr>
-            <w:r>
-              <w:rPr>
-                <w:rFonts w:ascii="Times New Roman" w:cs="Times New Roman" w:eastAsia="Times New Roman" w:hAnsi="Times New Roman"/>
-                <w:b/>
-                <w:bCs/>
-                <w:sz w:val="24"/>
-                <w:szCs w:val="24"/>
-              </w:rPr>
-              <w:t xml:space="preserve">Item</w:t>
+            <w:tcMar>
+              <w:top w:type="dxa" w:w="60"/>
+              <w:left w:type="dxa" w:w="100"/>
+              <w:bottom w:type="dxa" w:w="60"/>
+              <w:right w:type="dxa" w:w="100"/>
+            </w:tcMar>
+            <w:vAlign w:val="top"/>
+          </w:tcPr>
+          <w:p>
+            <w:pPr>
+              <w:spacing w:line="240"/>
+              <w:jc w:val="left"/>
+            </w:pPr>
+            <w:r>
+              <w:rPr>
+                <w:rFonts w:ascii="Times New Roman" w:cs="Times New Roman" w:eastAsia="Times New Roman" w:hAnsi="Times New Roman"/>
+                <w:b w:val="false"/>
+                <w:bCs w:val="false"/>
+                <w:sz w:val="24"/>
+                <w:szCs w:val="24"/>
+              </w:rPr>
+              <w:t xml:space="preserve">Root cause</w:t>
             </w:r>
           </w:p>
         </w:tc>
         <w:tc>
           <w:tcPr>
             <w:tcW w:type="dxa" w:w="5953"/>
-            <w:shd w:fill="EFEFEF" w:val="clear"/>
-            <w:tcMar>
-              <w:top w:type="dxa" w:w="60"/>
-              <w:left w:type="dxa" w:w="100"/>
-              <w:bottom w:type="dxa" w:w="60"/>
-              <w:right w:type="dxa" w:w="100"/>
-            </w:tcMar>
-            <w:vAlign w:val="top"/>
-          </w:tcPr>
-          <w:p>
-            <w:pPr>
-              <w:spacing w:line="240"/>
-              <w:jc w:val="left"/>
-            </w:pPr>
-            <w:r>
-              <w:rPr>
-                <w:rFonts w:ascii="Times New Roman" w:cs="Times New Roman" w:eastAsia="Times New Roman" w:hAnsi="Times New Roman"/>
-                <w:b/>
-                <w:bCs/>
-                <w:sz w:val="24"/>
-                <w:szCs w:val="24"/>
-              </w:rPr>
-              <w:t xml:space="preserve">Detail</w:t>
+            <w:tcMar>
+              <w:top w:type="dxa" w:w="60"/>
+              <w:left w:type="dxa" w:w="100"/>
+              <w:bottom w:type="dxa" w:w="60"/>
+              <w:right w:type="dxa" w:w="100"/>
+            </w:tcMar>
+            <w:vAlign w:val="top"/>
+          </w:tcPr>
+          <w:p>
+            <w:pPr>
+              <w:spacing w:line="240"/>
+              <w:jc w:val="left"/>
+            </w:pPr>
+            <w:r>
+              <w:rPr>
+                <w:rFonts w:ascii="Times New Roman" w:cs="Times New Roman" w:eastAsia="Times New Roman" w:hAnsi="Times New Roman"/>
+                <w:b w:val="false"/>
+                <w:bCs w:val="false"/>
+                <w:sz w:val="24"/>
+                <w:szCs w:val="24"/>
+              </w:rPr>
+              <w:t xml:space="preserve">Hypothesis: the client waits for a confirmation event that was missed, or the transaction was never sent, and there is no timeout. After reload the account lookup finds the finished or pending state.</w:t>
             </w:r>
           </w:p>
         </w:tc>
       </w:tr>
       <w:tr>
+        <w:trPr>
+          <w:cantSplit w:val="false"/>
+        </w:trPr>
         <w:tc>
           <w:tcPr>
             <w:tcW w:type="dxa" w:w="1984"/>
@@ -17212,7 +16691,7 @@
                 <w:sz w:val="24"/>
                 <w:szCs w:val="24"/>
               </w:rPr>
-              <w:t xml:space="preserve">Root cause</w:t>
+              <w:t xml:space="preserve">Risk</w:t>
             </w:r>
           </w:p>
         </w:tc>
@@ -17240,70 +16719,15 @@
                 <w:sz w:val="24"/>
                 <w:szCs w:val="24"/>
               </w:rPr>
-              <w:t xml:space="preserve">Hypothesis: the client waits for a confirmation event that was missed, or the transaction was never sent, and there is no timeout. After reload the account lookup finds the finished or pending state.</w:t>
+              <w:t xml:space="preserve">Perps is unreachable for a first-time user until they guess to reload. Rent may already be paid.</w:t>
             </w:r>
           </w:p>
         </w:tc>
       </w:tr>
       <w:tr>
-        <w:tc>
-          <w:tcPr>
-            <w:tcW w:type="dxa" w:w="1984"/>
-            <w:tcMar>
-              <w:top w:type="dxa" w:w="60"/>
-              <w:left w:type="dxa" w:w="100"/>
-              <w:bottom w:type="dxa" w:w="60"/>
-              <w:right w:type="dxa" w:w="100"/>
-            </w:tcMar>
-            <w:vAlign w:val="top"/>
-          </w:tcPr>
-          <w:p>
-            <w:pPr>
-              <w:spacing w:line="240"/>
-              <w:jc w:val="left"/>
-            </w:pPr>
-            <w:r>
-              <w:rPr>
-                <w:rFonts w:ascii="Times New Roman" w:cs="Times New Roman" w:eastAsia="Times New Roman" w:hAnsi="Times New Roman"/>
-                <w:b w:val="false"/>
-                <w:bCs w:val="false"/>
-                <w:sz w:val="24"/>
-                <w:szCs w:val="24"/>
-              </w:rPr>
-              <w:t xml:space="preserve">Risk</w:t>
-            </w:r>
-          </w:p>
-        </w:tc>
-        <w:tc>
-          <w:tcPr>
-            <w:tcW w:type="dxa" w:w="5953"/>
-            <w:tcMar>
-              <w:top w:type="dxa" w:w="60"/>
-              <w:left w:type="dxa" w:w="100"/>
-              <w:bottom w:type="dxa" w:w="60"/>
-              <w:right w:type="dxa" w:w="100"/>
-            </w:tcMar>
-            <w:vAlign w:val="top"/>
-          </w:tcPr>
-          <w:p>
-            <w:pPr>
-              <w:spacing w:line="240"/>
-              <w:jc w:val="left"/>
-            </w:pPr>
-            <w:r>
-              <w:rPr>
-                <w:rFonts w:ascii="Times New Roman" w:cs="Times New Roman" w:eastAsia="Times New Roman" w:hAnsi="Times New Roman"/>
-                <w:b w:val="false"/>
-                <w:bCs w:val="false"/>
-                <w:sz w:val="24"/>
-                <w:szCs w:val="24"/>
-              </w:rPr>
-              <w:t xml:space="preserve">Perps is unreachable for a first-time user until they guess to reload. Rent may already be paid.</w:t>
-            </w:r>
-          </w:p>
-        </w:tc>
-      </w:tr>
-      <w:tr>
+        <w:trPr>
+          <w:cantSplit w:val="false"/>
+        </w:trPr>
         <w:tc>
           <w:tcPr>
             <w:tcW w:type="dxa" w:w="1984"/>
@@ -17917,8 +17341,7 @@
     <w:p>
       <w:pPr>
         <w:keepNext/>
-        <w:pageBreakBefore/>
-        <w:spacing w:after="60" w:line="360"/>
+        <w:spacing w:after="60" w:before="240" w:line="360"/>
       </w:pPr>
       <w:r>
         <w:rPr>
@@ -18009,6 +17432,9 @@
         </w:tc>
       </w:tr>
       <w:tr>
+        <w:trPr>
+          <w:cantSplit w:val="false"/>
+        </w:trPr>
         <w:tc>
           <w:tcPr>
             <w:tcW w:type="dxa" w:w="1984"/>
@@ -18067,6 +17493,9 @@
         </w:tc>
       </w:tr>
       <w:tr>
+        <w:trPr>
+          <w:cantSplit w:val="false"/>
+        </w:trPr>
         <w:tc>
           <w:tcPr>
             <w:tcW w:type="dxa" w:w="1984"/>
@@ -18125,6 +17554,9 @@
         </w:tc>
       </w:tr>
       <w:tr>
+        <w:trPr>
+          <w:cantSplit w:val="false"/>
+        </w:trPr>
         <w:tc>
           <w:tcPr>
             <w:tcW w:type="dxa" w:w="1984"/>
@@ -18183,6 +17615,9 @@
         </w:tc>
       </w:tr>
       <w:tr>
+        <w:trPr>
+          <w:cantSplit w:val="false"/>
+        </w:trPr>
         <w:tc>
           <w:tcPr>
             <w:tcW w:type="dxa" w:w="1984"/>
@@ -18241,6 +17676,9 @@
         </w:tc>
       </w:tr>
       <w:tr>
+        <w:trPr>
+          <w:cantSplit w:val="false"/>
+        </w:trPr>
         <w:tc>
           <w:tcPr>
             <w:tcW w:type="dxa" w:w="1984"/>
@@ -18299,6 +17737,9 @@
         </w:tc>
       </w:tr>
       <w:tr>
+        <w:trPr>
+          <w:cantSplit w:val="false"/>
+        </w:trPr>
         <w:tc>
           <w:tcPr>
             <w:tcW w:type="dxa" w:w="1984"/>
@@ -18357,6 +17798,9 @@
         </w:tc>
       </w:tr>
       <w:tr>
+        <w:trPr>
+          <w:cantSplit w:val="false"/>
+        </w:trPr>
         <w:tc>
           <w:tcPr>
             <w:tcW w:type="dxa" w:w="1984"/>
@@ -18415,6 +17859,9 @@
         </w:tc>
       </w:tr>
       <w:tr>
+        <w:trPr>
+          <w:cantSplit w:val="false"/>
+        </w:trPr>
         <w:tc>
           <w:tcPr>
             <w:tcW w:type="dxa" w:w="1984"/>
@@ -18473,6 +17920,9 @@
         </w:tc>
       </w:tr>
       <w:tr>
+        <w:trPr>
+          <w:cantSplit w:val="false"/>
+        </w:trPr>
         <w:tc>
           <w:tcPr>
             <w:tcW w:type="dxa" w:w="1984"/>
@@ -18530,101 +17980,10 @@
           </w:p>
         </w:tc>
       </w:tr>
-    </w:tbl>
-    <w:p>
-      <w:pPr>
-        <w:pageBreakBefore/>
-        <w:spacing w:after="60" w:line="360"/>
-      </w:pPr>
-      <w:r>
-        <w:rPr>
-          <w:rFonts w:ascii="Times New Roman" w:cs="Times New Roman" w:eastAsia="Times New Roman" w:hAnsi="Times New Roman"/>
-          <w:sz w:val="24"/>
-          <w:szCs w:val="24"/>
-        </w:rPr>
-        <w:t xml:space="preserve">Table 14 (continued)</w:t>
-      </w:r>
-    </w:p>
-    <w:tbl>
-      <w:tblPr>
-        <w:tblW w:type="dxa" w:w="7937"/>
-        <w:tblBorders>
-          <w:top w:val="single" w:color="000000" w:sz="6"/>
-          <w:left w:val="single" w:color="000000" w:sz="6"/>
-          <w:bottom w:val="single" w:color="000000" w:sz="6"/>
-          <w:right w:val="single" w:color="000000" w:sz="6"/>
-          <w:insideH w:val="single" w:color="808080" w:sz="4"/>
-          <w:insideV w:val="single" w:color="808080" w:sz="4"/>
-        </w:tblBorders>
-      </w:tblPr>
-      <w:tblGrid>
-        <w:gridCol w:w="1984"/>
-        <w:gridCol w:w="5953"/>
-      </w:tblGrid>
       <w:tr>
         <w:trPr>
-          <w:tblHeader/>
+          <w:cantSplit w:val="false"/>
         </w:trPr>
-        <w:tc>
-          <w:tcPr>
-            <w:tcW w:type="dxa" w:w="1984"/>
-            <w:shd w:fill="EFEFEF" w:val="clear"/>
-            <w:tcMar>
-              <w:top w:type="dxa" w:w="60"/>
-              <w:left w:type="dxa" w:w="100"/>
-              <w:bottom w:type="dxa" w:w="60"/>
-              <w:right w:type="dxa" w:w="100"/>
-            </w:tcMar>
-            <w:vAlign w:val="top"/>
-          </w:tcPr>
-          <w:p>
-            <w:pPr>
-              <w:spacing w:line="240"/>
-              <w:jc w:val="left"/>
-            </w:pPr>
-            <w:r>
-              <w:rPr>
-                <w:rFonts w:ascii="Times New Roman" w:cs="Times New Roman" w:eastAsia="Times New Roman" w:hAnsi="Times New Roman"/>
-                <w:b/>
-                <w:bCs/>
-                <w:sz w:val="24"/>
-                <w:szCs w:val="24"/>
-              </w:rPr>
-              <w:t xml:space="preserve">Item</w:t>
-            </w:r>
-          </w:p>
-        </w:tc>
-        <w:tc>
-          <w:tcPr>
-            <w:tcW w:type="dxa" w:w="5953"/>
-            <w:shd w:fill="EFEFEF" w:val="clear"/>
-            <w:tcMar>
-              <w:top w:type="dxa" w:w="60"/>
-              <w:left w:type="dxa" w:w="100"/>
-              <w:bottom w:type="dxa" w:w="60"/>
-              <w:right w:type="dxa" w:w="100"/>
-            </w:tcMar>
-            <w:vAlign w:val="top"/>
-          </w:tcPr>
-          <w:p>
-            <w:pPr>
-              <w:spacing w:line="240"/>
-              <w:jc w:val="left"/>
-            </w:pPr>
-            <w:r>
-              <w:rPr>
-                <w:rFonts w:ascii="Times New Roman" w:cs="Times New Roman" w:eastAsia="Times New Roman" w:hAnsi="Times New Roman"/>
-                <w:b/>
-                <w:bCs/>
-                <w:sz w:val="24"/>
-                <w:szCs w:val="24"/>
-              </w:rPr>
-              <w:t xml:space="preserve">Detail</w:t>
-            </w:r>
-          </w:p>
-        </w:tc>
-      </w:tr>
-      <w:tr>
         <w:tc>
           <w:tcPr>
             <w:tcW w:type="dxa" w:w="1984"/>
@@ -18977,8 +18336,7 @@
     <w:p>
       <w:pPr>
         <w:keepNext/>
-        <w:pageBreakBefore/>
-        <w:spacing w:after="60" w:line="360"/>
+        <w:spacing w:after="60" w:before="240" w:line="360"/>
       </w:pPr>
       <w:r>
         <w:rPr>
@@ -19069,6 +18427,9 @@
         </w:tc>
       </w:tr>
       <w:tr>
+        <w:trPr>
+          <w:cantSplit w:val="false"/>
+        </w:trPr>
         <w:tc>
           <w:tcPr>
             <w:tcW w:type="dxa" w:w="1984"/>
@@ -19127,6 +18488,9 @@
         </w:tc>
       </w:tr>
       <w:tr>
+        <w:trPr>
+          <w:cantSplit w:val="false"/>
+        </w:trPr>
         <w:tc>
           <w:tcPr>
             <w:tcW w:type="dxa" w:w="1984"/>
@@ -19185,6 +18549,9 @@
         </w:tc>
       </w:tr>
       <w:tr>
+        <w:trPr>
+          <w:cantSplit w:val="false"/>
+        </w:trPr>
         <w:tc>
           <w:tcPr>
             <w:tcW w:type="dxa" w:w="1984"/>
@@ -19243,6 +18610,9 @@
         </w:tc>
       </w:tr>
       <w:tr>
+        <w:trPr>
+          <w:cantSplit w:val="false"/>
+        </w:trPr>
         <w:tc>
           <w:tcPr>
             <w:tcW w:type="dxa" w:w="1984"/>
@@ -19301,6 +18671,9 @@
         </w:tc>
       </w:tr>
       <w:tr>
+        <w:trPr>
+          <w:cantSplit w:val="false"/>
+        </w:trPr>
         <w:tc>
           <w:tcPr>
             <w:tcW w:type="dxa" w:w="1984"/>
@@ -19359,6 +18732,9 @@
         </w:tc>
       </w:tr>
       <w:tr>
+        <w:trPr>
+          <w:cantSplit w:val="false"/>
+        </w:trPr>
         <w:tc>
           <w:tcPr>
             <w:tcW w:type="dxa" w:w="1984"/>
@@ -19417,6 +18793,9 @@
         </w:tc>
       </w:tr>
       <w:tr>
+        <w:trPr>
+          <w:cantSplit w:val="false"/>
+        </w:trPr>
         <w:tc>
           <w:tcPr>
             <w:tcW w:type="dxa" w:w="1984"/>
@@ -19475,6 +18854,9 @@
         </w:tc>
       </w:tr>
       <w:tr>
+        <w:trPr>
+          <w:cantSplit w:val="false"/>
+        </w:trPr>
         <w:tc>
           <w:tcPr>
             <w:tcW w:type="dxa" w:w="1984"/>
@@ -19533,6 +18915,9 @@
         </w:tc>
       </w:tr>
       <w:tr>
+        <w:trPr>
+          <w:cantSplit w:val="false"/>
+        </w:trPr>
         <w:tc>
           <w:tcPr>
             <w:tcW w:type="dxa" w:w="1984"/>
@@ -19590,101 +18975,10 @@
           </w:p>
         </w:tc>
       </w:tr>
-    </w:tbl>
-    <w:p>
-      <w:pPr>
-        <w:pageBreakBefore/>
-        <w:spacing w:after="60" w:line="360"/>
-      </w:pPr>
-      <w:r>
-        <w:rPr>
-          <w:rFonts w:ascii="Times New Roman" w:cs="Times New Roman" w:eastAsia="Times New Roman" w:hAnsi="Times New Roman"/>
-          <w:sz w:val="24"/>
-          <w:szCs w:val="24"/>
-        </w:rPr>
-        <w:t xml:space="preserve">Table 15 (continued)</w:t>
-      </w:r>
-    </w:p>
-    <w:tbl>
-      <w:tblPr>
-        <w:tblW w:type="dxa" w:w="7937"/>
-        <w:tblBorders>
-          <w:top w:val="single" w:color="000000" w:sz="6"/>
-          <w:left w:val="single" w:color="000000" w:sz="6"/>
-          <w:bottom w:val="single" w:color="000000" w:sz="6"/>
-          <w:right w:val="single" w:color="000000" w:sz="6"/>
-          <w:insideH w:val="single" w:color="808080" w:sz="4"/>
-          <w:insideV w:val="single" w:color="808080" w:sz="4"/>
-        </w:tblBorders>
-      </w:tblPr>
-      <w:tblGrid>
-        <w:gridCol w:w="1984"/>
-        <w:gridCol w:w="5953"/>
-      </w:tblGrid>
       <w:tr>
         <w:trPr>
-          <w:tblHeader/>
+          <w:cantSplit w:val="false"/>
         </w:trPr>
-        <w:tc>
-          <w:tcPr>
-            <w:tcW w:type="dxa" w:w="1984"/>
-            <w:shd w:fill="EFEFEF" w:val="clear"/>
-            <w:tcMar>
-              <w:top w:type="dxa" w:w="60"/>
-              <w:left w:type="dxa" w:w="100"/>
-              <w:bottom w:type="dxa" w:w="60"/>
-              <w:right w:type="dxa" w:w="100"/>
-            </w:tcMar>
-            <w:vAlign w:val="top"/>
-          </w:tcPr>
-          <w:p>
-            <w:pPr>
-              <w:spacing w:line="240"/>
-              <w:jc w:val="left"/>
-            </w:pPr>
-            <w:r>
-              <w:rPr>
-                <w:rFonts w:ascii="Times New Roman" w:cs="Times New Roman" w:eastAsia="Times New Roman" w:hAnsi="Times New Roman"/>
-                <w:b/>
-                <w:bCs/>
-                <w:sz w:val="24"/>
-                <w:szCs w:val="24"/>
-              </w:rPr>
-              <w:t xml:space="preserve">Item</w:t>
-            </w:r>
-          </w:p>
-        </w:tc>
-        <w:tc>
-          <w:tcPr>
-            <w:tcW w:type="dxa" w:w="5953"/>
-            <w:shd w:fill="EFEFEF" w:val="clear"/>
-            <w:tcMar>
-              <w:top w:type="dxa" w:w="60"/>
-              <w:left w:type="dxa" w:w="100"/>
-              <w:bottom w:type="dxa" w:w="60"/>
-              <w:right w:type="dxa" w:w="100"/>
-            </w:tcMar>
-            <w:vAlign w:val="top"/>
-          </w:tcPr>
-          <w:p>
-            <w:pPr>
-              <w:spacing w:line="240"/>
-              <w:jc w:val="left"/>
-            </w:pPr>
-            <w:r>
-              <w:rPr>
-                <w:rFonts w:ascii="Times New Roman" w:cs="Times New Roman" w:eastAsia="Times New Roman" w:hAnsi="Times New Roman"/>
-                <w:b/>
-                <w:bCs/>
-                <w:sz w:val="24"/>
-                <w:szCs w:val="24"/>
-              </w:rPr>
-              <w:t xml:space="preserve">Detail</w:t>
-            </w:r>
-          </w:p>
-        </w:tc>
-      </w:tr>
-      <w:tr>
         <w:tc>
           <w:tcPr>
             <w:tcW w:type="dxa" w:w="1984"/>
@@ -20298,8 +19592,7 @@
     <w:p>
       <w:pPr>
         <w:keepNext/>
-        <w:pageBreakBefore/>
-        <w:spacing w:after="60" w:line="360"/>
+        <w:spacing w:after="60" w:before="240" w:line="360"/>
       </w:pPr>
       <w:r>
         <w:rPr>
@@ -20390,6 +19683,9 @@
         </w:tc>
       </w:tr>
       <w:tr>
+        <w:trPr>
+          <w:cantSplit w:val="false"/>
+        </w:trPr>
         <w:tc>
           <w:tcPr>
             <w:tcW w:type="dxa" w:w="1984"/>
@@ -20448,6 +19744,9 @@
         </w:tc>
       </w:tr>
       <w:tr>
+        <w:trPr>
+          <w:cantSplit w:val="false"/>
+        </w:trPr>
         <w:tc>
           <w:tcPr>
             <w:tcW w:type="dxa" w:w="1984"/>
@@ -20506,6 +19805,9 @@
         </w:tc>
       </w:tr>
       <w:tr>
+        <w:trPr>
+          <w:cantSplit w:val="false"/>
+        </w:trPr>
         <w:tc>
           <w:tcPr>
             <w:tcW w:type="dxa" w:w="1984"/>
@@ -20564,6 +19866,9 @@
         </w:tc>
       </w:tr>
       <w:tr>
+        <w:trPr>
+          <w:cantSplit w:val="false"/>
+        </w:trPr>
         <w:tc>
           <w:tcPr>
             <w:tcW w:type="dxa" w:w="1984"/>
@@ -20622,6 +19927,9 @@
         </w:tc>
       </w:tr>
       <w:tr>
+        <w:trPr>
+          <w:cantSplit w:val="false"/>
+        </w:trPr>
         <w:tc>
           <w:tcPr>
             <w:tcW w:type="dxa" w:w="1984"/>
@@ -20680,6 +19988,9 @@
         </w:tc>
       </w:tr>
       <w:tr>
+        <w:trPr>
+          <w:cantSplit w:val="false"/>
+        </w:trPr>
         <w:tc>
           <w:tcPr>
             <w:tcW w:type="dxa" w:w="1984"/>
@@ -20738,6 +20049,9 @@
         </w:tc>
       </w:tr>
       <w:tr>
+        <w:trPr>
+          <w:cantSplit w:val="false"/>
+        </w:trPr>
         <w:tc>
           <w:tcPr>
             <w:tcW w:type="dxa" w:w="1984"/>
@@ -20795,159 +20109,71 @@
           </w:p>
         </w:tc>
       </w:tr>
-    </w:tbl>
-    <w:p>
-      <w:pPr>
-        <w:pageBreakBefore/>
-        <w:spacing w:after="60" w:line="360"/>
-      </w:pPr>
-      <w:r>
-        <w:rPr>
-          <w:rFonts w:ascii="Times New Roman" w:cs="Times New Roman" w:eastAsia="Times New Roman" w:hAnsi="Times New Roman"/>
-          <w:sz w:val="24"/>
-          <w:szCs w:val="24"/>
-        </w:rPr>
-        <w:t xml:space="preserve">Table 16 (continued)</w:t>
-      </w:r>
-    </w:p>
-    <w:tbl>
-      <w:tblPr>
-        <w:tblW w:type="dxa" w:w="7937"/>
-        <w:tblBorders>
-          <w:top w:val="single" w:color="000000" w:sz="6"/>
-          <w:left w:val="single" w:color="000000" w:sz="6"/>
-          <w:bottom w:val="single" w:color="000000" w:sz="6"/>
-          <w:right w:val="single" w:color="000000" w:sz="6"/>
-          <w:insideH w:val="single" w:color="808080" w:sz="4"/>
-          <w:insideV w:val="single" w:color="808080" w:sz="4"/>
-        </w:tblBorders>
-      </w:tblPr>
-      <w:tblGrid>
-        <w:gridCol w:w="1984"/>
-        <w:gridCol w:w="5953"/>
-      </w:tblGrid>
       <w:tr>
         <w:trPr>
-          <w:tblHeader/>
+          <w:cantSplit w:val="false"/>
         </w:trPr>
         <w:tc>
           <w:tcPr>
             <w:tcW w:type="dxa" w:w="1984"/>
-            <w:shd w:fill="EFEFEF" w:val="clear"/>
-            <w:tcMar>
-              <w:top w:type="dxa" w:w="60"/>
-              <w:left w:type="dxa" w:w="100"/>
-              <w:bottom w:type="dxa" w:w="60"/>
-              <w:right w:type="dxa" w:w="100"/>
-            </w:tcMar>
-            <w:vAlign w:val="top"/>
-          </w:tcPr>
-          <w:p>
-            <w:pPr>
-              <w:spacing w:line="240"/>
-              <w:jc w:val="left"/>
-            </w:pPr>
-            <w:r>
-              <w:rPr>
-                <w:rFonts w:ascii="Times New Roman" w:cs="Times New Roman" w:eastAsia="Times New Roman" w:hAnsi="Times New Roman"/>
-                <w:b/>
-                <w:bCs/>
-                <w:sz w:val="24"/>
-                <w:szCs w:val="24"/>
-              </w:rPr>
-              <w:t xml:space="preserve">Item</w:t>
+            <w:tcMar>
+              <w:top w:type="dxa" w:w="60"/>
+              <w:left w:type="dxa" w:w="100"/>
+              <w:bottom w:type="dxa" w:w="60"/>
+              <w:right w:type="dxa" w:w="100"/>
+            </w:tcMar>
+            <w:vAlign w:val="top"/>
+          </w:tcPr>
+          <w:p>
+            <w:pPr>
+              <w:spacing w:line="240"/>
+              <w:jc w:val="left"/>
+            </w:pPr>
+            <w:r>
+              <w:rPr>
+                <w:rFonts w:ascii="Times New Roman" w:cs="Times New Roman" w:eastAsia="Times New Roman" w:hAnsi="Times New Roman"/>
+                <w:b w:val="false"/>
+                <w:bCs w:val="false"/>
+                <w:sz w:val="24"/>
+                <w:szCs w:val="24"/>
+              </w:rPr>
+              <w:t xml:space="preserve">Risk</w:t>
             </w:r>
           </w:p>
         </w:tc>
         <w:tc>
           <w:tcPr>
             <w:tcW w:type="dxa" w:w="5953"/>
-            <w:shd w:fill="EFEFEF" w:val="clear"/>
-            <w:tcMar>
-              <w:top w:type="dxa" w:w="60"/>
-              <w:left w:type="dxa" w:w="100"/>
-              <w:bottom w:type="dxa" w:w="60"/>
-              <w:right w:type="dxa" w:w="100"/>
-            </w:tcMar>
-            <w:vAlign w:val="top"/>
-          </w:tcPr>
-          <w:p>
-            <w:pPr>
-              <w:spacing w:line="240"/>
-              <w:jc w:val="left"/>
-            </w:pPr>
-            <w:r>
-              <w:rPr>
-                <w:rFonts w:ascii="Times New Roman" w:cs="Times New Roman" w:eastAsia="Times New Roman" w:hAnsi="Times New Roman"/>
-                <w:b/>
-                <w:bCs/>
-                <w:sz w:val="24"/>
-                <w:szCs w:val="24"/>
-              </w:rPr>
-              <w:t xml:space="preserve">Detail</w:t>
+            <w:tcMar>
+              <w:top w:type="dxa" w:w="60"/>
+              <w:left w:type="dxa" w:w="100"/>
+              <w:bottom w:type="dxa" w:w="60"/>
+              <w:right w:type="dxa" w:w="100"/>
+            </w:tcMar>
+            <w:vAlign w:val="top"/>
+          </w:tcPr>
+          <w:p>
+            <w:pPr>
+              <w:spacing w:line="240"/>
+              <w:jc w:val="left"/>
+            </w:pPr>
+            <w:r>
+              <w:rPr>
+                <w:rFonts w:ascii="Times New Roman" w:cs="Times New Roman" w:eastAsia="Times New Roman" w:hAnsi="Times New Roman"/>
+                <w:b w:val="false"/>
+                <w:bCs w:val="false"/>
+                <w:sz w:val="24"/>
+                <w:szCs w:val="24"/>
+              </w:rPr>
+              <w:t xml:space="preserve">Traders cannot tell whether a candle is 1 minute or 1 hour, so price structure, stops and leverage decisions rest on an unknown scale. No in-app workaround.</w:t>
             </w:r>
           </w:p>
         </w:tc>
       </w:tr>
       <w:tr>
-        <w:tc>
-          <w:tcPr>
-            <w:tcW w:type="dxa" w:w="1984"/>
-            <w:tcMar>
-              <w:top w:type="dxa" w:w="60"/>
-              <w:left w:type="dxa" w:w="100"/>
-              <w:bottom w:type="dxa" w:w="60"/>
-              <w:right w:type="dxa" w:w="100"/>
-            </w:tcMar>
-            <w:vAlign w:val="top"/>
-          </w:tcPr>
-          <w:p>
-            <w:pPr>
-              <w:spacing w:line="240"/>
-              <w:jc w:val="left"/>
-            </w:pPr>
-            <w:r>
-              <w:rPr>
-                <w:rFonts w:ascii="Times New Roman" w:cs="Times New Roman" w:eastAsia="Times New Roman" w:hAnsi="Times New Roman"/>
-                <w:b w:val="false"/>
-                <w:bCs w:val="false"/>
-                <w:sz w:val="24"/>
-                <w:szCs w:val="24"/>
-              </w:rPr>
-              <w:t xml:space="preserve">Risk</w:t>
-            </w:r>
-          </w:p>
-        </w:tc>
-        <w:tc>
-          <w:tcPr>
-            <w:tcW w:type="dxa" w:w="5953"/>
-            <w:tcMar>
-              <w:top w:type="dxa" w:w="60"/>
-              <w:left w:type="dxa" w:w="100"/>
-              <w:bottom w:type="dxa" w:w="60"/>
-              <w:right w:type="dxa" w:w="100"/>
-            </w:tcMar>
-            <w:vAlign w:val="top"/>
-          </w:tcPr>
-          <w:p>
-            <w:pPr>
-              <w:spacing w:line="240"/>
-              <w:jc w:val="left"/>
-            </w:pPr>
-            <w:r>
-              <w:rPr>
-                <w:rFonts w:ascii="Times New Roman" w:cs="Times New Roman" w:eastAsia="Times New Roman" w:hAnsi="Times New Roman"/>
-                <w:b w:val="false"/>
-                <w:bCs w:val="false"/>
-                <w:sz w:val="24"/>
-                <w:szCs w:val="24"/>
-              </w:rPr>
-              <w:t xml:space="preserve">Traders cannot tell whether a candle is 1 minute or 1 hour, so price structure, stops and leverage decisions rest on an unknown scale. No in-app workaround.</w:t>
-            </w:r>
-          </w:p>
-        </w:tc>
-      </w:tr>
-      <w:tr>
+        <w:trPr>
+          <w:cantSplit w:val="false"/>
+        </w:trPr>
         <w:tc>
           <w:tcPr>
             <w:tcW w:type="dxa" w:w="1984"/>
@@ -21561,8 +20787,7 @@
     <w:p>
       <w:pPr>
         <w:keepNext/>
-        <w:pageBreakBefore/>
-        <w:spacing w:after="60" w:line="360"/>
+        <w:spacing w:after="60" w:before="240" w:line="360"/>
       </w:pPr>
       <w:r>
         <w:rPr>
@@ -21653,6 +20878,9 @@
         </w:tc>
       </w:tr>
       <w:tr>
+        <w:trPr>
+          <w:cantSplit w:val="false"/>
+        </w:trPr>
         <w:tc>
           <w:tcPr>
             <w:tcW w:type="dxa" w:w="1984"/>
@@ -21711,6 +20939,9 @@
         </w:tc>
       </w:tr>
       <w:tr>
+        <w:trPr>
+          <w:cantSplit w:val="false"/>
+        </w:trPr>
         <w:tc>
           <w:tcPr>
             <w:tcW w:type="dxa" w:w="1984"/>
@@ -21769,6 +21000,9 @@
         </w:tc>
       </w:tr>
       <w:tr>
+        <w:trPr>
+          <w:cantSplit w:val="false"/>
+        </w:trPr>
         <w:tc>
           <w:tcPr>
             <w:tcW w:type="dxa" w:w="1984"/>
@@ -21827,6 +21061,9 @@
         </w:tc>
       </w:tr>
       <w:tr>
+        <w:trPr>
+          <w:cantSplit w:val="false"/>
+        </w:trPr>
         <w:tc>
           <w:tcPr>
             <w:tcW w:type="dxa" w:w="1984"/>
@@ -21885,6 +21122,9 @@
         </w:tc>
       </w:tr>
       <w:tr>
+        <w:trPr>
+          <w:cantSplit w:val="false"/>
+        </w:trPr>
         <w:tc>
           <w:tcPr>
             <w:tcW w:type="dxa" w:w="1984"/>
@@ -21943,6 +21183,9 @@
         </w:tc>
       </w:tr>
       <w:tr>
+        <w:trPr>
+          <w:cantSplit w:val="false"/>
+        </w:trPr>
         <w:tc>
           <w:tcPr>
             <w:tcW w:type="dxa" w:w="1984"/>
@@ -22001,6 +21244,9 @@
         </w:tc>
       </w:tr>
       <w:tr>
+        <w:trPr>
+          <w:cantSplit w:val="false"/>
+        </w:trPr>
         <w:tc>
           <w:tcPr>
             <w:tcW w:type="dxa" w:w="1984"/>
@@ -22059,6 +21305,9 @@
         </w:tc>
       </w:tr>
       <w:tr>
+        <w:trPr>
+          <w:cantSplit w:val="false"/>
+        </w:trPr>
         <w:tc>
           <w:tcPr>
             <w:tcW w:type="dxa" w:w="1984"/>
@@ -22531,8 +21780,7 @@
     <w:p>
       <w:pPr>
         <w:keepNext/>
-        <w:pageBreakBefore/>
-        <w:spacing w:after="60" w:line="360"/>
+        <w:spacing w:after="60" w:before="240" w:line="360"/>
       </w:pPr>
       <w:r>
         <w:rPr>
@@ -22623,6 +21871,9 @@
         </w:tc>
       </w:tr>
       <w:tr>
+        <w:trPr>
+          <w:cantSplit w:val="false"/>
+        </w:trPr>
         <w:tc>
           <w:tcPr>
             <w:tcW w:type="dxa" w:w="907"/>
@@ -22681,6 +21932,9 @@
         </w:tc>
       </w:tr>
       <w:tr>
+        <w:trPr>
+          <w:cantSplit w:val="false"/>
+        </w:trPr>
         <w:tc>
           <w:tcPr>
             <w:tcW w:type="dxa" w:w="907"/>
@@ -22739,6 +21993,9 @@
         </w:tc>
       </w:tr>
       <w:tr>
+        <w:trPr>
+          <w:cantSplit w:val="false"/>
+        </w:trPr>
         <w:tc>
           <w:tcPr>
             <w:tcW w:type="dxa" w:w="907"/>
@@ -22797,6 +22054,9 @@
         </w:tc>
       </w:tr>
       <w:tr>
+        <w:trPr>
+          <w:cantSplit w:val="false"/>
+        </w:trPr>
         <w:tc>
           <w:tcPr>
             <w:tcW w:type="dxa" w:w="907"/>
@@ -22855,6 +22115,9 @@
         </w:tc>
       </w:tr>
       <w:tr>
+        <w:trPr>
+          <w:cantSplit w:val="false"/>
+        </w:trPr>
         <w:tc>
           <w:tcPr>
             <w:tcW w:type="dxa" w:w="907"/>
@@ -22912,101 +22175,71 @@
           </w:p>
         </w:tc>
       </w:tr>
-    </w:tbl>
-    <w:p>
-      <w:pPr>
-        <w:pageBreakBefore/>
-        <w:spacing w:after="60" w:line="360"/>
-      </w:pPr>
-      <w:r>
-        <w:rPr>
-          <w:rFonts w:ascii="Times New Roman" w:cs="Times New Roman" w:eastAsia="Times New Roman" w:hAnsi="Times New Roman"/>
-          <w:sz w:val="24"/>
-          <w:szCs w:val="24"/>
-        </w:rPr>
-        <w:t xml:space="preserve">Table 18 (continued)</w:t>
-      </w:r>
-    </w:p>
-    <w:tbl>
-      <w:tblPr>
-        <w:tblW w:type="dxa" w:w="7937"/>
-        <w:tblBorders>
-          <w:top w:val="single" w:color="000000" w:sz="6"/>
-          <w:left w:val="single" w:color="000000" w:sz="6"/>
-          <w:bottom w:val="single" w:color="000000" w:sz="6"/>
-          <w:right w:val="single" w:color="000000" w:sz="6"/>
-          <w:insideH w:val="single" w:color="808080" w:sz="4"/>
-          <w:insideV w:val="single" w:color="808080" w:sz="4"/>
-        </w:tblBorders>
-      </w:tblPr>
-      <w:tblGrid>
-        <w:gridCol w:w="907"/>
-        <w:gridCol w:w="7030"/>
-      </w:tblGrid>
       <w:tr>
         <w:trPr>
-          <w:tblHeader/>
+          <w:cantSplit w:val="false"/>
         </w:trPr>
         <w:tc>
           <w:tcPr>
             <w:tcW w:type="dxa" w:w="907"/>
-            <w:shd w:fill="EFEFEF" w:val="clear"/>
-            <w:tcMar>
-              <w:top w:type="dxa" w:w="60"/>
-              <w:left w:type="dxa" w:w="100"/>
-              <w:bottom w:type="dxa" w:w="60"/>
-              <w:right w:type="dxa" w:w="100"/>
-            </w:tcMar>
-            <w:vAlign w:val="top"/>
-          </w:tcPr>
-          <w:p>
-            <w:pPr>
-              <w:spacing w:line="240"/>
-              <w:jc w:val="left"/>
-            </w:pPr>
-            <w:r>
-              <w:rPr>
-                <w:rFonts w:ascii="Times New Roman" w:cs="Times New Roman" w:eastAsia="Times New Roman" w:hAnsi="Times New Roman"/>
-                <w:b/>
-                <w:bCs/>
-                <w:sz w:val="24"/>
-                <w:szCs w:val="24"/>
-              </w:rPr>
-              <w:t xml:space="preserve">ID</w:t>
+            <w:tcMar>
+              <w:top w:type="dxa" w:w="60"/>
+              <w:left w:type="dxa" w:w="100"/>
+              <w:bottom w:type="dxa" w:w="60"/>
+              <w:right w:type="dxa" w:w="100"/>
+            </w:tcMar>
+            <w:vAlign w:val="top"/>
+          </w:tcPr>
+          <w:p>
+            <w:pPr>
+              <w:spacing w:line="240"/>
+              <w:jc w:val="left"/>
+            </w:pPr>
+            <w:r>
+              <w:rPr>
+                <w:rFonts w:ascii="Times New Roman" w:cs="Times New Roman" w:eastAsia="Times New Roman" w:hAnsi="Times New Roman"/>
+                <w:b w:val="false"/>
+                <w:bCs w:val="false"/>
+                <w:sz w:val="24"/>
+                <w:szCs w:val="24"/>
+              </w:rPr>
+              <w:t xml:space="preserve">I-06</w:t>
             </w:r>
           </w:p>
         </w:tc>
         <w:tc>
           <w:tcPr>
             <w:tcW w:type="dxa" w:w="7030"/>
-            <w:shd w:fill="EFEFEF" w:val="clear"/>
-            <w:tcMar>
-              <w:top w:type="dxa" w:w="60"/>
-              <w:left w:type="dxa" w:w="100"/>
-              <w:bottom w:type="dxa" w:w="60"/>
-              <w:right w:type="dxa" w:w="100"/>
-            </w:tcMar>
-            <w:vAlign w:val="top"/>
-          </w:tcPr>
-          <w:p>
-            <w:pPr>
-              <w:spacing w:line="240"/>
-              <w:jc w:val="left"/>
-            </w:pPr>
-            <w:r>
-              <w:rPr>
-                <w:rFonts w:ascii="Times New Roman" w:cs="Times New Roman" w:eastAsia="Times New Roman" w:hAnsi="Times New Roman"/>
-                <w:b/>
-                <w:bCs/>
-                <w:sz w:val="24"/>
-                <w:szCs w:val="24"/>
-              </w:rPr>
-              <w:t xml:space="preserve">Proposal</w:t>
+            <w:tcMar>
+              <w:top w:type="dxa" w:w="60"/>
+              <w:left w:type="dxa" w:w="100"/>
+              <w:bottom w:type="dxa" w:w="60"/>
+              <w:right w:type="dxa" w:w="100"/>
+            </w:tcMar>
+            <w:vAlign w:val="top"/>
+          </w:tcPr>
+          <w:p>
+            <w:pPr>
+              <w:spacing w:line="240"/>
+              <w:jc w:val="left"/>
+            </w:pPr>
+            <w:r>
+              <w:rPr>
+                <w:rFonts w:ascii="Times New Roman" w:cs="Times New Roman" w:eastAsia="Times New Roman" w:hAnsi="Times New Roman"/>
+                <w:b w:val="false"/>
+                <w:bCs w:val="false"/>
+                <w:sz w:val="24"/>
+                <w:szCs w:val="24"/>
+              </w:rPr>
+              <w:t xml:space="preserve">Collateral purpose on screen. The Collateral block shows available amount and a Swap and deposit action but not what the collateral secures. In cross mode one pool backs every position, so a loss on one position reduces margin for all. Proposal: one line under Collateral, for example Backs all cross positions, plus Used and Free figures per position in the positions table.</w:t>
             </w:r>
           </w:p>
         </w:tc>
       </w:tr>
       <w:tr>
+        <w:trPr>
+          <w:cantSplit w:val="false"/>
+        </w:trPr>
         <w:tc>
           <w:tcPr>
             <w:tcW w:type="dxa" w:w="907"/>
@@ -23031,7 +22264,7 @@
                 <w:sz w:val="24"/>
                 <w:szCs w:val="24"/>
               </w:rPr>
-              <w:t xml:space="preserve">I-06</w:t>
+              <w:t xml:space="preserve">I-07</w:t>
             </w:r>
           </w:p>
         </w:tc>
@@ -23059,12 +22292,15 @@
                 <w:sz w:val="24"/>
                 <w:szCs w:val="24"/>
               </w:rPr>
-              <w:t xml:space="preserve">Collateral purpose on screen. The Collateral block shows available amount and a Swap and deposit action but not what the collateral secures. In cross mode one pool backs every position, so a loss on one position reduces margin for all. Proposal: one line under Collateral, for example Backs all cross positions, plus Used and Free figures per position in the positions table.</w:t>
+              <w:t xml:space="preserve">Explain isolated-only markets at the badge. GOLD, SILVER and COPPER carry an ISO badge in the market list; the reason appears only inside the ticket (Rec3 00:08). Proposal: a tooltip on the badge with the same text, so the constraint is known before the market is opened.</w:t>
             </w:r>
           </w:p>
         </w:tc>
       </w:tr>
       <w:tr>
+        <w:trPr>
+          <w:cantSplit w:val="false"/>
+        </w:trPr>
         <w:tc>
           <w:tcPr>
             <w:tcW w:type="dxa" w:w="907"/>
@@ -23089,7 +22325,7 @@
                 <w:sz w:val="24"/>
                 <w:szCs w:val="24"/>
               </w:rPr>
-              <w:t xml:space="preserve">I-07</w:t>
+              <w:t xml:space="preserve">I-08</w:t>
             </w:r>
           </w:p>
         </w:tc>
@@ -23117,12 +22353,15 @@
                 <w:sz w:val="24"/>
                 <w:szCs w:val="24"/>
               </w:rPr>
-              <w:t xml:space="preserve">Explain isolated-only markets at the badge. GOLD, SILVER and COPPER carry an ISO badge in the market list; the reason appears only inside the ticket (Rec3 00:08). Proposal: a tooltip on the badge with the same text, so the constraint is known before the market is opened.</w:t>
+              <w:t xml:space="preserve">Explain registration before the tap. The Register button follows "needs ~0.02 SOL for rent and fees" but does not say that trading perps requires a one-time on-chain Phoenix trader account. Proposal: a short explainer and the exact cost in the confirmation, shown once per wallet.</w:t>
             </w:r>
           </w:p>
         </w:tc>
       </w:tr>
       <w:tr>
+        <w:trPr>
+          <w:cantSplit w:val="false"/>
+        </w:trPr>
         <w:tc>
           <w:tcPr>
             <w:tcW w:type="dxa" w:w="907"/>
@@ -23147,7 +22386,7 @@
                 <w:sz w:val="24"/>
                 <w:szCs w:val="24"/>
               </w:rPr>
-              <w:t xml:space="preserve">I-08</w:t>
+              <w:t xml:space="preserve">I-09</w:t>
             </w:r>
           </w:p>
         </w:tc>
@@ -23175,12 +22414,15 @@
                 <w:sz w:val="24"/>
                 <w:szCs w:val="24"/>
               </w:rPr>
-              <w:t xml:space="preserve">Explain registration before the tap. The Register button follows "needs ~0.02 SOL for rent and fees" but does not say that trading perps requires a one-time on-chain Phoenix trader account. Proposal: a short explainer and the exact cost in the confirmation, shown once per wallet.</w:t>
+              <w:t xml:space="preserve">Distinguish market trades from own trades. The Trades tab beside the order book lists all market trades, while own fills sit under Trade History. The two names are close. Proposal: rename to Market trades and My trades, and add a venue label, for example "Phoenix", to the market tape.</w:t>
             </w:r>
           </w:p>
         </w:tc>
       </w:tr>
       <w:tr>
+        <w:trPr>
+          <w:cantSplit w:val="false"/>
+        </w:trPr>
         <w:tc>
           <w:tcPr>
             <w:tcW w:type="dxa" w:w="907"/>
@@ -23205,7 +22447,7 @@
                 <w:sz w:val="24"/>
                 <w:szCs w:val="24"/>
               </w:rPr>
-              <w:t xml:space="preserve">I-09</w:t>
+              <w:t xml:space="preserve">I-10</w:t>
             </w:r>
           </w:p>
         </w:tc>
@@ -23233,70 +22475,15 @@
                 <w:sz w:val="24"/>
                 <w:szCs w:val="24"/>
               </w:rPr>
-              <w:t xml:space="preserve">Distinguish market trades from own trades. The Trades tab beside the order book lists all market trades, while own fills sit under Trade History. The two names are close. Proposal: rename to Market trades and My trades, and add a venue label, for example "Phoenix", to the market tape.</w:t>
+              <w:t xml:space="preserve">Full-screen chart with analysis tools. The chart offers price and time only, with no indicators or drawing tools, and no full-screen mode. Proposal: a full-screen view with core indicators (volume, moving averages, RSI) and basic drawing (horizontal line, trend line), either through a licensed charting library or a built-in subset.</w:t>
             </w:r>
           </w:p>
         </w:tc>
       </w:tr>
       <w:tr>
-        <w:tc>
-          <w:tcPr>
-            <w:tcW w:type="dxa" w:w="907"/>
-            <w:tcMar>
-              <w:top w:type="dxa" w:w="60"/>
-              <w:left w:type="dxa" w:w="100"/>
-              <w:bottom w:type="dxa" w:w="60"/>
-              <w:right w:type="dxa" w:w="100"/>
-            </w:tcMar>
-            <w:vAlign w:val="top"/>
-          </w:tcPr>
-          <w:p>
-            <w:pPr>
-              <w:spacing w:line="240"/>
-              <w:jc w:val="left"/>
-            </w:pPr>
-            <w:r>
-              <w:rPr>
-                <w:rFonts w:ascii="Times New Roman" w:cs="Times New Roman" w:eastAsia="Times New Roman" w:hAnsi="Times New Roman"/>
-                <w:b w:val="false"/>
-                <w:bCs w:val="false"/>
-                <w:sz w:val="24"/>
-                <w:szCs w:val="24"/>
-              </w:rPr>
-              <w:t xml:space="preserve">I-10</w:t>
-            </w:r>
-          </w:p>
-        </w:tc>
-        <w:tc>
-          <w:tcPr>
-            <w:tcW w:type="dxa" w:w="7030"/>
-            <w:tcMar>
-              <w:top w:type="dxa" w:w="60"/>
-              <w:left w:type="dxa" w:w="100"/>
-              <w:bottom w:type="dxa" w:w="60"/>
-              <w:right w:type="dxa" w:w="100"/>
-            </w:tcMar>
-            <w:vAlign w:val="top"/>
-          </w:tcPr>
-          <w:p>
-            <w:pPr>
-              <w:spacing w:line="240"/>
-              <w:jc w:val="left"/>
-            </w:pPr>
-            <w:r>
-              <w:rPr>
-                <w:rFonts w:ascii="Times New Roman" w:cs="Times New Roman" w:eastAsia="Times New Roman" w:hAnsi="Times New Roman"/>
-                <w:b w:val="false"/>
-                <w:bCs w:val="false"/>
-                <w:sz w:val="24"/>
-                <w:szCs w:val="24"/>
-              </w:rPr>
-              <w:t xml:space="preserve">Full-screen chart with analysis tools. The chart offers price and time only, with no indicators or drawing tools, and no full-screen mode. Proposal: a full-screen view with core indicators (volume, moving averages, RSI) and basic drawing (horizontal line, trend line), either through a licensed charting library or a built-in subset.</w:t>
-            </w:r>
-          </w:p>
-        </w:tc>
-      </w:tr>
-      <w:tr>
+        <w:trPr>
+          <w:cantSplit w:val="false"/>
+        </w:trPr>
         <w:tc>
           <w:tcPr>
             <w:tcW w:type="dxa" w:w="907"/>
@@ -23970,8 +23157,7 @@
     <w:p>
       <w:pPr>
         <w:keepNext/>
-        <w:pageBreakBefore/>
-        <w:spacing w:after="60" w:line="360"/>
+        <w:spacing w:after="60" w:before="240" w:line="360"/>
       </w:pPr>
       <w:r>
         <w:rPr>
@@ -24122,6 +23308,9 @@
         </w:tc>
       </w:tr>
       <w:tr>
+        <w:trPr>
+          <w:cantSplit w:val="false"/>
+        </w:trPr>
         <w:tc>
           <w:tcPr>
             <w:tcW w:type="dxa" w:w="907"/>
@@ -24236,6 +23425,9 @@
         </w:tc>
       </w:tr>
       <w:tr>
+        <w:trPr>
+          <w:cantSplit w:val="false"/>
+        </w:trPr>
         <w:tc>
           <w:tcPr>
             <w:tcW w:type="dxa" w:w="907"/>
@@ -24350,6 +23542,9 @@
         </w:tc>
       </w:tr>
       <w:tr>
+        <w:trPr>
+          <w:cantSplit w:val="false"/>
+        </w:trPr>
         <w:tc>
           <w:tcPr>
             <w:tcW w:type="dxa" w:w="907"/>
@@ -24464,6 +23659,9 @@
         </w:tc>
       </w:tr>
       <w:tr>
+        <w:trPr>
+          <w:cantSplit w:val="false"/>
+        </w:trPr>
         <w:tc>
           <w:tcPr>
             <w:tcW w:type="dxa" w:w="907"/>
@@ -24578,6 +23776,9 @@
         </w:tc>
       </w:tr>
       <w:tr>
+        <w:trPr>
+          <w:cantSplit w:val="false"/>
+        </w:trPr>
         <w:tc>
           <w:tcPr>
             <w:tcW w:type="dxa" w:w="907"/>
@@ -24692,6 +23893,9 @@
         </w:tc>
       </w:tr>
       <w:tr>
+        <w:trPr>
+          <w:cantSplit w:val="false"/>
+        </w:trPr>
         <w:tc>
           <w:tcPr>
             <w:tcW w:type="dxa" w:w="907"/>
@@ -24806,6 +24010,9 @@
         </w:tc>
       </w:tr>
       <w:tr>
+        <w:trPr>
+          <w:cantSplit w:val="false"/>
+        </w:trPr>
         <w:tc>
           <w:tcPr>
             <w:tcW w:type="dxa" w:w="907"/>
@@ -24920,6 +24127,9 @@
         </w:tc>
       </w:tr>
       <w:tr>
+        <w:trPr>
+          <w:cantSplit w:val="false"/>
+        </w:trPr>
         <w:tc>
           <w:tcPr>
             <w:tcW w:type="dxa" w:w="907"/>
@@ -25034,6 +24244,9 @@
         </w:tc>
       </w:tr>
       <w:tr>
+        <w:trPr>
+          <w:cantSplit w:val="false"/>
+        </w:trPr>
         <w:tc>
           <w:tcPr>
             <w:tcW w:type="dxa" w:w="907"/>
@@ -25181,8 +24394,7 @@
     <w:p>
       <w:pPr>
         <w:keepNext/>
-        <w:pageBreakBefore/>
-        <w:spacing w:after="60" w:line="360"/>
+        <w:spacing w:after="60" w:before="240" w:line="360"/>
       </w:pPr>
       <w:r>
         <w:rPr>
@@ -25303,6 +24515,9 @@
         </w:tc>
       </w:tr>
       <w:tr>
+        <w:trPr>
+          <w:cantSplit w:val="false"/>
+        </w:trPr>
         <w:tc>
           <w:tcPr>
             <w:tcW w:type="dxa" w:w="1474"/>
@@ -25389,6 +24604,9 @@
         </w:tc>
       </w:tr>
       <w:tr>
+        <w:trPr>
+          <w:cantSplit w:val="false"/>
+        </w:trPr>
         <w:tc>
           <w:tcPr>
             <w:tcW w:type="dxa" w:w="1474"/>
@@ -25475,6 +24693,9 @@
         </w:tc>
       </w:tr>
       <w:tr>
+        <w:trPr>
+          <w:cantSplit w:val="false"/>
+        </w:trPr>
         <w:tc>
           <w:tcPr>
             <w:tcW w:type="dxa" w:w="1474"/>
@@ -25561,6 +24782,9 @@
         </w:tc>
       </w:tr>
       <w:tr>
+        <w:trPr>
+          <w:cantSplit w:val="false"/>
+        </w:trPr>
         <w:tc>
           <w:tcPr>
             <w:tcW w:type="dxa" w:w="1474"/>
@@ -25647,6 +24871,9 @@
         </w:tc>
       </w:tr>
       <w:tr>
+        <w:trPr>
+          <w:cantSplit w:val="false"/>
+        </w:trPr>
         <w:tc>
           <w:tcPr>
             <w:tcW w:type="dxa" w:w="1474"/>
@@ -25733,6 +24960,9 @@
         </w:tc>
       </w:tr>
       <w:tr>
+        <w:trPr>
+          <w:cantSplit w:val="false"/>
+        </w:trPr>
         <w:tc>
           <w:tcPr>
             <w:tcW w:type="dxa" w:w="1474"/>
@@ -25819,6 +25049,9 @@
         </w:tc>
       </w:tr>
       <w:tr>
+        <w:trPr>
+          <w:cantSplit w:val="false"/>
+        </w:trPr>
         <w:tc>
           <w:tcPr>
             <w:tcW w:type="dxa" w:w="1474"/>
@@ -25905,6 +25138,9 @@
         </w:tc>
       </w:tr>
       <w:tr>
+        <w:trPr>
+          <w:cantSplit w:val="false"/>
+        </w:trPr>
         <w:tc>
           <w:tcPr>
             <w:tcW w:type="dxa" w:w="1474"/>
@@ -25991,6 +25227,9 @@
         </w:tc>
       </w:tr>
       <w:tr>
+        <w:trPr>
+          <w:cantSplit w:val="false"/>
+        </w:trPr>
         <w:tc>
           <w:tcPr>
             <w:tcW w:type="dxa" w:w="1474"/>
@@ -26080,8 +25319,7 @@
     <w:p>
       <w:pPr>
         <w:keepNext/>
-        <w:pageBreakBefore/>
-        <w:spacing w:after="60" w:line="360"/>
+        <w:spacing w:after="60" w:before="240" w:line="360"/>
       </w:pPr>
       <w:r>
         <w:rPr>
@@ -26202,6 +25440,9 @@
         </w:tc>
       </w:tr>
       <w:tr>
+        <w:trPr>
+          <w:cantSplit w:val="false"/>
+        </w:trPr>
         <w:tc>
           <w:tcPr>
             <w:tcW w:type="dxa" w:w="1474"/>
@@ -26288,6 +25529,9 @@
         </w:tc>
       </w:tr>
       <w:tr>
+        <w:trPr>
+          <w:cantSplit w:val="false"/>
+        </w:trPr>
         <w:tc>
           <w:tcPr>
             <w:tcW w:type="dxa" w:w="1474"/>
@@ -26374,6 +25618,9 @@
         </w:tc>
       </w:tr>
       <w:tr>
+        <w:trPr>
+          <w:cantSplit w:val="false"/>
+        </w:trPr>
         <w:tc>
           <w:tcPr>
             <w:tcW w:type="dxa" w:w="1474"/>
@@ -26460,6 +25707,9 @@
         </w:tc>
       </w:tr>
       <w:tr>
+        <w:trPr>
+          <w:cantSplit w:val="false"/>
+        </w:trPr>
         <w:tc>
           <w:tcPr>
             <w:tcW w:type="dxa" w:w="1474"/>
@@ -26546,6 +25796,9 @@
         </w:tc>
       </w:tr>
       <w:tr>
+        <w:trPr>
+          <w:cantSplit w:val="false"/>
+        </w:trPr>
         <w:tc>
           <w:tcPr>
             <w:tcW w:type="dxa" w:w="1474"/>
@@ -26632,6 +25885,9 @@
         </w:tc>
       </w:tr>
       <w:tr>
+        <w:trPr>
+          <w:cantSplit w:val="false"/>
+        </w:trPr>
         <w:tc>
           <w:tcPr>
             <w:tcW w:type="dxa" w:w="1474"/>
@@ -26718,6 +25974,9 @@
         </w:tc>
       </w:tr>
       <w:tr>
+        <w:trPr>
+          <w:cantSplit w:val="false"/>
+        </w:trPr>
         <w:tc>
           <w:tcPr>
             <w:tcW w:type="dxa" w:w="1474"/>
@@ -26807,8 +26066,7 @@
     <w:p>
       <w:pPr>
         <w:keepNext/>
-        <w:pageBreakBefore/>
-        <w:spacing w:after="60" w:line="360"/>
+        <w:spacing w:after="60" w:before="240" w:line="360"/>
       </w:pPr>
       <w:r>
         <w:rPr>
@@ -26929,6 +26187,9 @@
         </w:tc>
       </w:tr>
       <w:tr>
+        <w:trPr>
+          <w:cantSplit w:val="false"/>
+        </w:trPr>
         <w:tc>
           <w:tcPr>
             <w:tcW w:type="dxa" w:w="1474"/>
@@ -27015,6 +26276,9 @@
         </w:tc>
       </w:tr>
       <w:tr>
+        <w:trPr>
+          <w:cantSplit w:val="false"/>
+        </w:trPr>
         <w:tc>
           <w:tcPr>
             <w:tcW w:type="dxa" w:w="1474"/>
@@ -27101,6 +26365,9 @@
         </w:tc>
       </w:tr>
       <w:tr>
+        <w:trPr>
+          <w:cantSplit w:val="false"/>
+        </w:trPr>
         <w:tc>
           <w:tcPr>
             <w:tcW w:type="dxa" w:w="1474"/>
@@ -27187,6 +26454,9 @@
         </w:tc>
       </w:tr>
       <w:tr>
+        <w:trPr>
+          <w:cantSplit w:val="false"/>
+        </w:trPr>
         <w:tc>
           <w:tcPr>
             <w:tcW w:type="dxa" w:w="1474"/>
@@ -27273,6 +26543,9 @@
         </w:tc>
       </w:tr>
       <w:tr>
+        <w:trPr>
+          <w:cantSplit w:val="false"/>
+        </w:trPr>
         <w:tc>
           <w:tcPr>
             <w:tcW w:type="dxa" w:w="1474"/>
@@ -27359,6 +26632,9 @@
         </w:tc>
       </w:tr>
       <w:tr>
+        <w:trPr>
+          <w:cantSplit w:val="false"/>
+        </w:trPr>
         <w:tc>
           <w:tcPr>
             <w:tcW w:type="dxa" w:w="1474"/>
@@ -27448,8 +26724,7 @@
     <w:p>
       <w:pPr>
         <w:keepNext/>
-        <w:pageBreakBefore/>
-        <w:spacing w:after="60" w:line="360"/>
+        <w:spacing w:after="60" w:before="240" w:line="360"/>
       </w:pPr>
       <w:r>
         <w:rPr>
@@ -27570,6 +26845,9 @@
         </w:tc>
       </w:tr>
       <w:tr>
+        <w:trPr>
+          <w:cantSplit w:val="false"/>
+        </w:trPr>
         <w:tc>
           <w:tcPr>
             <w:tcW w:type="dxa" w:w="1474"/>
@@ -27656,6 +26934,9 @@
         </w:tc>
       </w:tr>
       <w:tr>
+        <w:trPr>
+          <w:cantSplit w:val="false"/>
+        </w:trPr>
         <w:tc>
           <w:tcPr>
             <w:tcW w:type="dxa" w:w="1474"/>
@@ -27742,6 +27023,9 @@
         </w:tc>
       </w:tr>
       <w:tr>
+        <w:trPr>
+          <w:cantSplit w:val="false"/>
+        </w:trPr>
         <w:tc>
           <w:tcPr>
             <w:tcW w:type="dxa" w:w="1474"/>
@@ -27831,8 +27115,7 @@
     <w:p>
       <w:pPr>
         <w:keepNext/>
-        <w:pageBreakBefore/>
-        <w:spacing w:after="60" w:line="360"/>
+        <w:spacing w:after="60" w:before="240" w:line="360"/>
       </w:pPr>
       <w:r>
         <w:rPr>
@@ -27953,6 +27236,9 @@
         </w:tc>
       </w:tr>
       <w:tr>
+        <w:trPr>
+          <w:cantSplit w:val="false"/>
+        </w:trPr>
         <w:tc>
           <w:tcPr>
             <w:tcW w:type="dxa" w:w="1474"/>
@@ -28039,6 +27325,9 @@
         </w:tc>
       </w:tr>
       <w:tr>
+        <w:trPr>
+          <w:cantSplit w:val="false"/>
+        </w:trPr>
         <w:tc>
           <w:tcPr>
             <w:tcW w:type="dxa" w:w="1474"/>
@@ -28125,6 +27414,9 @@
         </w:tc>
       </w:tr>
       <w:tr>
+        <w:trPr>
+          <w:cantSplit w:val="false"/>
+        </w:trPr>
         <w:tc>
           <w:tcPr>
             <w:tcW w:type="dxa" w:w="1474"/>
@@ -28214,8 +27506,7 @@
     <w:p>
       <w:pPr>
         <w:keepNext/>
-        <w:pageBreakBefore/>
-        <w:spacing w:after="60" w:line="360"/>
+        <w:spacing w:after="60" w:before="240" w:line="360"/>
       </w:pPr>
       <w:r>
         <w:rPr>
@@ -28336,6 +27627,9 @@
         </w:tc>
       </w:tr>
       <w:tr>
+        <w:trPr>
+          <w:cantSplit w:val="false"/>
+        </w:trPr>
         <w:tc>
           <w:tcPr>
             <w:tcW w:type="dxa" w:w="1474"/>
@@ -28422,6 +27716,9 @@
         </w:tc>
       </w:tr>
       <w:tr>
+        <w:trPr>
+          <w:cantSplit w:val="false"/>
+        </w:trPr>
         <w:tc>
           <w:tcPr>
             <w:tcW w:type="dxa" w:w="1474"/>
@@ -28508,6 +27805,9 @@
         </w:tc>
       </w:tr>
       <w:tr>
+        <w:trPr>
+          <w:cantSplit w:val="false"/>
+        </w:trPr>
         <w:tc>
           <w:tcPr>
             <w:tcW w:type="dxa" w:w="1474"/>
@@ -28594,6 +27894,9 @@
         </w:tc>
       </w:tr>
       <w:tr>
+        <w:trPr>
+          <w:cantSplit w:val="false"/>
+        </w:trPr>
         <w:tc>
           <w:tcPr>
             <w:tcW w:type="dxa" w:w="1474"/>
@@ -28680,6 +27983,9 @@
         </w:tc>
       </w:tr>
       <w:tr>
+        <w:trPr>
+          <w:cantSplit w:val="false"/>
+        </w:trPr>
         <w:tc>
           <w:tcPr>
             <w:tcW w:type="dxa" w:w="1474"/>
@@ -28766,6 +28072,9 @@
         </w:tc>
       </w:tr>
       <w:tr>
+        <w:trPr>
+          <w:cantSplit w:val="false"/>
+        </w:trPr>
         <w:tc>
           <w:tcPr>
             <w:tcW w:type="dxa" w:w="1474"/>
@@ -28852,6 +28161,9 @@
         </w:tc>
       </w:tr>
       <w:tr>
+        <w:trPr>
+          <w:cantSplit w:val="false"/>
+        </w:trPr>
         <w:tc>
           <w:tcPr>
             <w:tcW w:type="dxa" w:w="1474"/>
@@ -28938,6 +28250,9 @@
         </w:tc>
       </w:tr>
       <w:tr>
+        <w:trPr>
+          <w:cantSplit w:val="false"/>
+        </w:trPr>
         <w:tc>
           <w:tcPr>
             <w:tcW w:type="dxa" w:w="1474"/>
@@ -29356,6 +28671,7 @@
     </w:p>
     <w:p>
       <w:pPr>
+        <w:keepNext/>
         <w:spacing w:after="60" w:before="240" w:line="360"/>
       </w:pPr>
       <w:r>
@@ -29537,6 +28853,9 @@
         </w:tc>
       </w:tr>
       <w:tr>
+        <w:trPr>
+          <w:cantSplit w:val="false"/>
+        </w:trPr>
         <w:tc>
           <w:tcPr>
             <w:tcW w:type="dxa" w:w="907"/>
@@ -29679,6 +28998,9 @@
         </w:tc>
       </w:tr>
       <w:tr>
+        <w:trPr>
+          <w:cantSplit w:val="false"/>
+        </w:trPr>
         <w:tc>
           <w:tcPr>
             <w:tcW w:type="dxa" w:w="907"/>
@@ -29821,6 +29143,9 @@
         </w:tc>
       </w:tr>
       <w:tr>
+        <w:trPr>
+          <w:cantSplit w:val="false"/>
+        </w:trPr>
         <w:tc>
           <w:tcPr>
             <w:tcW w:type="dxa" w:w="907"/>
@@ -29963,6 +29288,9 @@
         </w:tc>
       </w:tr>
       <w:tr>
+        <w:trPr>
+          <w:cantSplit w:val="false"/>
+        </w:trPr>
         <w:tc>
           <w:tcPr>
             <w:tcW w:type="dxa" w:w="907"/>
@@ -30105,6 +29433,9 @@
         </w:tc>
       </w:tr>
       <w:tr>
+        <w:trPr>
+          <w:cantSplit w:val="false"/>
+        </w:trPr>
         <w:tc>
           <w:tcPr>
             <w:tcW w:type="dxa" w:w="907"/>
@@ -30247,6 +29578,9 @@
         </w:tc>
       </w:tr>
       <w:tr>
+        <w:trPr>
+          <w:cantSplit w:val="false"/>
+        </w:trPr>
         <w:tc>
           <w:tcPr>
             <w:tcW w:type="dxa" w:w="907"/>
@@ -30389,6 +29723,9 @@
         </w:tc>
       </w:tr>
       <w:tr>
+        <w:trPr>
+          <w:cantSplit w:val="false"/>
+        </w:trPr>
         <w:tc>
           <w:tcPr>
             <w:tcW w:type="dxa" w:w="907"/>
